--- a/Infra/project-docs/final-delivery/2026-08-17/Musubi_클라우드아키텍처_최신.docx
+++ b/Infra/project-docs/final-delivery/2026-08-17/Musubi_클라우드아키텍처_최신.docx
@@ -4,142 +4,2805 @@
   <w:body>
     <w:p>
       <w:pPr>
-        <w:spacing w:after="0"/>
-        <w:jc w:val="center"/>
+        <w:spacing w:after="100"/>
       </w:pPr>
       <w:r>
-        <w:drawing>
-          <wp:inline xmlns:a="http://schemas.openxmlformats.org/drawingml/2006/main" xmlns:pic="http://schemas.openxmlformats.org/drawingml/2006/picture">
-            <wp:extent cx="7196328" cy="10173452"/>
-            <wp:docPr id="1" name="Picture 1"/>
-            <wp:cNvGraphicFramePr>
-              <a:graphicFrameLocks noChangeAspect="1"/>
-            </wp:cNvGraphicFramePr>
-            <a:graphic>
-              <a:graphicData uri="http://schemas.openxmlformats.org/drawingml/2006/picture">
-                <pic:pic>
-                  <pic:nvPicPr>
-                    <pic:cNvPr id="0" name="page-1.png"/>
-                    <pic:cNvPicPr/>
-                  </pic:nvPicPr>
-                  <pic:blipFill>
-                    <a:blip r:embed="rId9"/>
-                    <a:stretch>
-                      <a:fillRect/>
-                    </a:stretch>
-                  </pic:blipFill>
-                  <pic:spPr>
-                    <a:xfrm>
-                      <a:off x="0" y="0"/>
-                      <a:ext cx="7196328" cy="10173452"/>
-                    </a:xfrm>
-                    <a:prstGeom prst="rect"/>
-                  </pic:spPr>
-                </pic:pic>
-              </a:graphicData>
-            </a:graphic>
-          </wp:inline>
-        </w:drawing>
+        <w:rPr>
+          <w:rFonts w:ascii="Arial Unicode MS" w:hAnsi="Arial Unicode MS" w:eastAsia="Arial Unicode MS" w:cs="Arial Unicode MS"/>
+          <w:b/>
+          <w:caps/>
+          <w:color w:val="F59E0B"/>
+          <w:sz w:val="18"/>
+        </w:rPr>
+        <w:t>FINAL PRESENTATION BRIEF</w:t>
       </w:r>
     </w:p>
     <w:p>
+      <w:pPr>
+        <w:pStyle w:val="Title"/>
+      </w:pPr>
       <w:r>
+        <w:rPr>
+          <w:rFonts w:ascii="Arial Unicode MS" w:hAnsi="Arial Unicode MS" w:eastAsia="Arial Unicode MS" w:cs="Arial Unicode MS"/>
+        </w:rPr>
+        <w:t>Musubi 클라우드 아키텍처</w:t>
+      </w:r>
+    </w:p>
+    <w:p>
+      <w:pPr>
+        <w:spacing w:after="240"/>
+      </w:pPr>
+      <w:r>
+        <w:rPr>
+          <w:rFonts w:ascii="Arial Unicode MS" w:hAnsi="Arial Unicode MS" w:eastAsia="Arial Unicode MS" w:cs="Arial Unicode MS"/>
+          <w:b w:val="0"/>
+          <w:color w:val="5B6573"/>
+          <w:sz w:val="22"/>
+        </w:rPr>
+        <w:t>KakaoCloud 멀티 AZ 운영 구성 · 구현 완료 기준</w:t>
+      </w:r>
+    </w:p>
+    <w:tbl>
+      <w:tblPr>
+        <w:tblW w:type="dxa" w:w="9360"/>
+        <w:jc w:val="center"/>
+        <w:tblLayout w:type="fixed"/>
+        <w:tblLook w:firstColumn="1" w:firstRow="1" w:lastColumn="0" w:lastRow="0" w:noHBand="0" w:noVBand="1" w:val="04A0"/>
+      </w:tblPr>
+      <w:tblGrid>
+        <w:gridCol w:w="180"/>
+        <w:gridCol w:w="9180"/>
+      </w:tblGrid>
+      <w:tr>
+        <w:tc>
+          <w:tcPr>
+            <w:tcW w:type="dxa" w:w="180"/>
+            <w:vAlign w:val="center"/>
+            <w:shd w:fill="F59E0B"/>
+            <w:tcMar>
+              <w:top w:w="105" w:type="dxa"/>
+              <w:start w:w="125" w:type="dxa"/>
+              <w:bottom w:w="105" w:type="dxa"/>
+              <w:end w:w="125" w:type="dxa"/>
+            </w:tcMar>
+          </w:tcPr>
+          <w:p/>
+        </w:tc>
+        <w:tc>
+          <w:tcPr>
+            <w:tcW w:type="dxa" w:w="9180"/>
+            <w:vAlign w:val="center"/>
+            <w:shd w:fill="FFF4E0"/>
+            <w:tcMar>
+              <w:top w:w="105" w:type="dxa"/>
+              <w:start w:w="125" w:type="dxa"/>
+              <w:bottom w:w="105" w:type="dxa"/>
+              <w:end w:w="125" w:type="dxa"/>
+            </w:tcMar>
+          </w:tcPr>
+          <w:p>
+            <w:pPr>
+              <w:spacing w:after="0"/>
+            </w:pPr>
+            <w:r>
+              <w:rPr>
+                <w:rFonts w:ascii="Arial Unicode MS" w:hAnsi="Arial Unicode MS" w:eastAsia="Arial Unicode MS" w:cs="Arial Unicode MS"/>
+                <w:b/>
+                <w:color w:val="17324D"/>
+                <w:sz w:val="19"/>
+              </w:rPr>
+              <w:t>현재 상태: 2026-08-19 기준 2개 가용 영역, 10개 VM, Public/AI 로드밸런서 고가용성, PostgreSQL Primary–Standby 구성이 완료되었습니다.</w:t>
+            </w:r>
+          </w:p>
+        </w:tc>
+      </w:tr>
+    </w:tbl>
+    <w:p>
+      <w:pPr>
+        <w:spacing w:after="20"/>
+      </w:pPr>
+    </w:p>
+    <w:p>
+      <w:pPr>
+        <w:pStyle w:val="Heading1"/>
+      </w:pPr>
+      <w:r>
+        <w:rPr>
+          <w:rFonts w:ascii="Arial Unicode MS" w:hAnsi="Arial Unicode MS" w:eastAsia="Arial Unicode MS" w:cs="Arial Unicode MS"/>
+        </w:rPr>
+        <w:t>1. 구성 원칙</w:t>
+      </w:r>
+    </w:p>
+    <w:p>
+      <w:pPr>
+        <w:pStyle w:val="ListBullet"/>
+      </w:pPr>
+      <w:r>
+        <w:rPr>
+          <w:rFonts w:ascii="Arial Unicode MS" w:hAnsi="Arial Unicode MS" w:eastAsia="Arial Unicode MS" w:cs="Arial Unicode MS"/>
+          <w:b w:val="0"/>
+          <w:color w:val="1F2937"/>
+          <w:sz w:val="19"/>
+        </w:rPr>
+        <w:t>외부 진입점은 Public HA Group과 영역별 ALB로 이중화하고 HTTPS 트래픽을 KKE Ingress로 전달합니다.</w:t>
+      </w:r>
+    </w:p>
+    <w:p>
+      <w:pPr>
+        <w:pStyle w:val="ListBullet"/>
+      </w:pPr>
+      <w:r>
+        <w:rPr>
+          <w:rFonts w:ascii="Arial Unicode MS" w:hAnsi="Arial Unicode MS" w:eastAsia="Arial Unicode MS" w:cs="Arial Unicode MS"/>
+          <w:b w:val="0"/>
+          <w:color w:val="1F2937"/>
+          <w:sz w:val="19"/>
+        </w:rPr>
+        <w:t>애플리케이션·GPU·DB는 Private Subnet에 두고, 관리 및 아웃바운드는 영역별 NAT+Bastion을 사용합니다.</w:t>
+      </w:r>
+    </w:p>
+    <w:p>
+      <w:pPr>
+        <w:pStyle w:val="ListBullet"/>
+      </w:pPr>
+      <w:r>
+        <w:rPr>
+          <w:rFonts w:ascii="Arial Unicode MS" w:hAnsi="Arial Unicode MS" w:eastAsia="Arial Unicode MS" w:cs="Arial Unicode MS"/>
+          <w:b w:val="0"/>
+          <w:color w:val="1F2937"/>
+          <w:sz w:val="19"/>
+        </w:rPr>
+        <w:t>GPU API는 Internal AI ALB를 통해 두 GPU 노드로 분산하며 인터넷에 직접 노출하지 않습니다.</w:t>
+      </w:r>
+    </w:p>
+    <w:p>
+      <w:pPr>
+        <w:pStyle w:val="ListBullet"/>
+      </w:pPr>
+      <w:r>
+        <w:rPr>
+          <w:rFonts w:ascii="Arial Unicode MS" w:hAnsi="Arial Unicode MS" w:eastAsia="Arial Unicode MS" w:cs="Arial Unicode MS"/>
+          <w:b w:val="0"/>
+          <w:color w:val="1F2937"/>
+          <w:sz w:val="19"/>
+        </w:rPr>
+        <w:t>PostgreSQL은 AZ-A Primary와 AZ-B Standby의 비동기 Streaming Replication으로 구성합니다.</w:t>
+      </w:r>
+    </w:p>
+    <w:p>
+      <w:pPr>
+        <w:pStyle w:val="Heading1"/>
+      </w:pPr>
+      <w:r>
+        <w:rPr>
+          <w:rFonts w:ascii="Arial Unicode MS" w:hAnsi="Arial Unicode MS" w:eastAsia="Arial Unicode MS" w:cs="Arial Unicode MS"/>
+        </w:rPr>
+        <w:t>2. 운영 자원 인벤토리</w:t>
+      </w:r>
+    </w:p>
+    <w:tbl>
+      <w:tblPr>
+        <w:tblStyle w:val="TableGrid"/>
+        <w:tblW w:type="dxa" w:w="9360"/>
+        <w:jc w:val="center"/>
+        <w:tblLayout w:type="fixed"/>
+        <w:tblLook w:firstColumn="1" w:firstRow="1" w:lastColumn="0" w:lastRow="0" w:noHBand="0" w:noVBand="1" w:val="04A0"/>
+      </w:tblPr>
+      <w:tblGrid>
+        <w:gridCol w:w="1800"/>
+        <w:gridCol w:w="3300"/>
+        <w:gridCol w:w="3300"/>
+        <w:gridCol w:w="960"/>
+      </w:tblGrid>
+      <w:tr>
+        <w:trPr>
+          <w:tblHeader w:val="true"/>
+        </w:trPr>
+        <w:tc>
+          <w:tcPr>
+            <w:tcW w:type="dxa" w:w="1800"/>
+            <w:vAlign w:val="center"/>
+            <w:shd w:fill="F2F4F7"/>
+            <w:tcMar>
+              <w:top w:w="80" w:type="dxa"/>
+              <w:start w:w="110" w:type="dxa"/>
+              <w:bottom w:w="80" w:type="dxa"/>
+              <w:end w:w="110" w:type="dxa"/>
+            </w:tcMar>
+          </w:tcPr>
+          <w:p>
+            <w:pPr>
+              <w:spacing w:after="0"/>
+            </w:pPr>
+            <w:r>
+              <w:rPr>
+                <w:rFonts w:ascii="Arial Unicode MS" w:hAnsi="Arial Unicode MS" w:eastAsia="Arial Unicode MS" w:cs="Arial Unicode MS"/>
+                <w:b/>
+                <w:color w:val="17324D"/>
+                <w:sz w:val="16"/>
+              </w:rPr>
+              <w:t>계층</w:t>
+            </w:r>
+          </w:p>
+        </w:tc>
+        <w:tc>
+          <w:tcPr>
+            <w:tcW w:type="dxa" w:w="3300"/>
+            <w:vAlign w:val="center"/>
+            <w:shd w:fill="F2F4F7"/>
+            <w:tcMar>
+              <w:top w:w="80" w:type="dxa"/>
+              <w:start w:w="110" w:type="dxa"/>
+              <w:bottom w:w="80" w:type="dxa"/>
+              <w:end w:w="110" w:type="dxa"/>
+            </w:tcMar>
+          </w:tcPr>
+          <w:p>
+            <w:pPr>
+              <w:spacing w:after="0"/>
+            </w:pPr>
+            <w:r>
+              <w:rPr>
+                <w:rFonts w:ascii="Arial Unicode MS" w:hAnsi="Arial Unicode MS" w:eastAsia="Arial Unicode MS" w:cs="Arial Unicode MS"/>
+                <w:b/>
+                <w:color w:val="17324D"/>
+                <w:sz w:val="16"/>
+              </w:rPr>
+              <w:t>AZ-A</w:t>
+            </w:r>
+          </w:p>
+        </w:tc>
+        <w:tc>
+          <w:tcPr>
+            <w:tcW w:type="dxa" w:w="3300"/>
+            <w:vAlign w:val="center"/>
+            <w:shd w:fill="F2F4F7"/>
+            <w:tcMar>
+              <w:top w:w="80" w:type="dxa"/>
+              <w:start w:w="110" w:type="dxa"/>
+              <w:bottom w:w="80" w:type="dxa"/>
+              <w:end w:w="110" w:type="dxa"/>
+            </w:tcMar>
+          </w:tcPr>
+          <w:p>
+            <w:pPr>
+              <w:spacing w:after="0"/>
+            </w:pPr>
+            <w:r>
+              <w:rPr>
+                <w:rFonts w:ascii="Arial Unicode MS" w:hAnsi="Arial Unicode MS" w:eastAsia="Arial Unicode MS" w:cs="Arial Unicode MS"/>
+                <w:b/>
+                <w:color w:val="17324D"/>
+                <w:sz w:val="16"/>
+              </w:rPr>
+              <w:t>AZ-B</w:t>
+            </w:r>
+          </w:p>
+        </w:tc>
+        <w:tc>
+          <w:tcPr>
+            <w:tcW w:type="dxa" w:w="960"/>
+            <w:vAlign w:val="center"/>
+            <w:shd w:fill="F2F4F7"/>
+            <w:tcMar>
+              <w:top w:w="80" w:type="dxa"/>
+              <w:start w:w="110" w:type="dxa"/>
+              <w:bottom w:w="80" w:type="dxa"/>
+              <w:end w:w="110" w:type="dxa"/>
+            </w:tcMar>
+          </w:tcPr>
+          <w:p>
+            <w:pPr>
+              <w:spacing w:after="0"/>
+            </w:pPr>
+            <w:r>
+              <w:rPr>
+                <w:rFonts w:ascii="Arial Unicode MS" w:hAnsi="Arial Unicode MS" w:eastAsia="Arial Unicode MS" w:cs="Arial Unicode MS"/>
+                <w:b/>
+                <w:color w:val="17324D"/>
+                <w:sz w:val="16"/>
+              </w:rPr>
+              <w:t>합계</w:t>
+            </w:r>
+          </w:p>
+        </w:tc>
+      </w:tr>
+      <w:tr>
+        <w:tc>
+          <w:tcPr>
+            <w:tcW w:type="dxa" w:w="1800"/>
+            <w:tcMar>
+              <w:top w:w="80" w:type="dxa"/>
+              <w:start w:w="110" w:type="dxa"/>
+              <w:bottom w:w="80" w:type="dxa"/>
+              <w:end w:w="110" w:type="dxa"/>
+            </w:tcMar>
+          </w:tcPr>
+          <w:p>
+            <w:pPr>
+              <w:spacing w:after="0"/>
+            </w:pPr>
+            <w:r>
+              <w:rPr>
+                <w:rFonts w:ascii="Arial Unicode MS" w:hAnsi="Arial Unicode MS" w:eastAsia="Arial Unicode MS" w:cs="Arial Unicode MS"/>
+                <w:b w:val="0"/>
+                <w:color w:val="1F2937"/>
+                <w:sz w:val="16"/>
+              </w:rPr>
+              <w:t>KKE Worker</w:t>
+            </w:r>
+          </w:p>
+        </w:tc>
+        <w:tc>
+          <w:tcPr>
+            <w:tcW w:type="dxa" w:w="3300"/>
+            <w:tcMar>
+              <w:top w:w="80" w:type="dxa"/>
+              <w:start w:w="110" w:type="dxa"/>
+              <w:bottom w:w="80" w:type="dxa"/>
+              <w:end w:w="110" w:type="dxa"/>
+            </w:tcMar>
+          </w:tcPr>
+          <w:p>
+            <w:pPr>
+              <w:spacing w:after="0"/>
+            </w:pPr>
+            <w:r>
+              <w:rPr>
+                <w:rFonts w:ascii="Arial Unicode MS" w:hAnsi="Arial Unicode MS" w:eastAsia="Arial Unicode MS" w:cs="Arial Unicode MS"/>
+                <w:b w:val="0"/>
+                <w:color w:val="1F2937"/>
+                <w:sz w:val="16"/>
+              </w:rPr>
+              <w:t>10.30.2.178 / 10.30.2.122</w:t>
+            </w:r>
+          </w:p>
+        </w:tc>
+        <w:tc>
+          <w:tcPr>
+            <w:tcW w:type="dxa" w:w="3300"/>
+            <w:tcMar>
+              <w:top w:w="80" w:type="dxa"/>
+              <w:start w:w="110" w:type="dxa"/>
+              <w:bottom w:w="80" w:type="dxa"/>
+              <w:end w:w="110" w:type="dxa"/>
+            </w:tcMar>
+          </w:tcPr>
+          <w:p>
+            <w:pPr>
+              <w:spacing w:after="0"/>
+            </w:pPr>
+            <w:r>
+              <w:rPr>
+                <w:rFonts w:ascii="Arial Unicode MS" w:hAnsi="Arial Unicode MS" w:eastAsia="Arial Unicode MS" w:cs="Arial Unicode MS"/>
+                <w:b w:val="0"/>
+                <w:color w:val="1F2937"/>
+                <w:sz w:val="16"/>
+              </w:rPr>
+              <w:t>10.30.3.111 / 10.30.3.66</w:t>
+            </w:r>
+          </w:p>
+        </w:tc>
+        <w:tc>
+          <w:tcPr>
+            <w:tcW w:type="dxa" w:w="960"/>
+            <w:tcMar>
+              <w:top w:w="80" w:type="dxa"/>
+              <w:start w:w="110" w:type="dxa"/>
+              <w:bottom w:w="80" w:type="dxa"/>
+              <w:end w:w="110" w:type="dxa"/>
+            </w:tcMar>
+          </w:tcPr>
+          <w:p>
+            <w:pPr>
+              <w:spacing w:after="0"/>
+            </w:pPr>
+            <w:r>
+              <w:rPr>
+                <w:rFonts w:ascii="Arial Unicode MS" w:hAnsi="Arial Unicode MS" w:eastAsia="Arial Unicode MS" w:cs="Arial Unicode MS"/>
+                <w:b w:val="0"/>
+                <w:color w:val="1F2937"/>
+                <w:sz w:val="16"/>
+              </w:rPr>
+              <w:t>4</w:t>
+            </w:r>
+          </w:p>
+        </w:tc>
+      </w:tr>
+      <w:tr>
+        <w:tc>
+          <w:tcPr>
+            <w:tcW w:type="dxa" w:w="1800"/>
+            <w:tcMar>
+              <w:top w:w="80" w:type="dxa"/>
+              <w:start w:w="110" w:type="dxa"/>
+              <w:bottom w:w="80" w:type="dxa"/>
+              <w:end w:w="110" w:type="dxa"/>
+            </w:tcMar>
+          </w:tcPr>
+          <w:p>
+            <w:pPr>
+              <w:spacing w:after="0"/>
+            </w:pPr>
+            <w:r>
+              <w:rPr>
+                <w:rFonts w:ascii="Arial Unicode MS" w:hAnsi="Arial Unicode MS" w:eastAsia="Arial Unicode MS" w:cs="Arial Unicode MS"/>
+                <w:b w:val="0"/>
+                <w:color w:val="1F2937"/>
+                <w:sz w:val="16"/>
+              </w:rPr>
+              <w:t>GPU AI</w:t>
+            </w:r>
+          </w:p>
+        </w:tc>
+        <w:tc>
+          <w:tcPr>
+            <w:tcW w:type="dxa" w:w="3300"/>
+            <w:tcMar>
+              <w:top w:w="80" w:type="dxa"/>
+              <w:start w:w="110" w:type="dxa"/>
+              <w:bottom w:w="80" w:type="dxa"/>
+              <w:end w:w="110" w:type="dxa"/>
+            </w:tcMar>
+          </w:tcPr>
+          <w:p>
+            <w:pPr>
+              <w:spacing w:after="0"/>
+            </w:pPr>
+            <w:r>
+              <w:rPr>
+                <w:rFonts w:ascii="Arial Unicode MS" w:hAnsi="Arial Unicode MS" w:eastAsia="Arial Unicode MS" w:cs="Arial Unicode MS"/>
+                <w:b w:val="0"/>
+                <w:color w:val="1F2937"/>
+                <w:sz w:val="16"/>
+              </w:rPr>
+              <w:t>10.30.2.227</w:t>
+            </w:r>
+          </w:p>
+        </w:tc>
+        <w:tc>
+          <w:tcPr>
+            <w:tcW w:type="dxa" w:w="3300"/>
+            <w:tcMar>
+              <w:top w:w="80" w:type="dxa"/>
+              <w:start w:w="110" w:type="dxa"/>
+              <w:bottom w:w="80" w:type="dxa"/>
+              <w:end w:w="110" w:type="dxa"/>
+            </w:tcMar>
+          </w:tcPr>
+          <w:p>
+            <w:pPr>
+              <w:spacing w:after="0"/>
+            </w:pPr>
+            <w:r>
+              <w:rPr>
+                <w:rFonts w:ascii="Arial Unicode MS" w:hAnsi="Arial Unicode MS" w:eastAsia="Arial Unicode MS" w:cs="Arial Unicode MS"/>
+                <w:b w:val="0"/>
+                <w:color w:val="1F2937"/>
+                <w:sz w:val="16"/>
+              </w:rPr>
+              <w:t>10.30.3.119</w:t>
+            </w:r>
+          </w:p>
+        </w:tc>
+        <w:tc>
+          <w:tcPr>
+            <w:tcW w:type="dxa" w:w="960"/>
+            <w:tcMar>
+              <w:top w:w="80" w:type="dxa"/>
+              <w:start w:w="110" w:type="dxa"/>
+              <w:bottom w:w="80" w:type="dxa"/>
+              <w:end w:w="110" w:type="dxa"/>
+            </w:tcMar>
+          </w:tcPr>
+          <w:p>
+            <w:pPr>
+              <w:spacing w:after="0"/>
+            </w:pPr>
+            <w:r>
+              <w:rPr>
+                <w:rFonts w:ascii="Arial Unicode MS" w:hAnsi="Arial Unicode MS" w:eastAsia="Arial Unicode MS" w:cs="Arial Unicode MS"/>
+                <w:b w:val="0"/>
+                <w:color w:val="1F2937"/>
+                <w:sz w:val="16"/>
+              </w:rPr>
+              <w:t>2</w:t>
+            </w:r>
+          </w:p>
+        </w:tc>
+      </w:tr>
+      <w:tr>
+        <w:tc>
+          <w:tcPr>
+            <w:tcW w:type="dxa" w:w="1800"/>
+            <w:tcMar>
+              <w:top w:w="80" w:type="dxa"/>
+              <w:start w:w="110" w:type="dxa"/>
+              <w:bottom w:w="80" w:type="dxa"/>
+              <w:end w:w="110" w:type="dxa"/>
+            </w:tcMar>
+          </w:tcPr>
+          <w:p>
+            <w:pPr>
+              <w:spacing w:after="0"/>
+            </w:pPr>
+            <w:r>
+              <w:rPr>
+                <w:rFonts w:ascii="Arial Unicode MS" w:hAnsi="Arial Unicode MS" w:eastAsia="Arial Unicode MS" w:cs="Arial Unicode MS"/>
+                <w:b w:val="0"/>
+                <w:color w:val="1F2937"/>
+                <w:sz w:val="16"/>
+              </w:rPr>
+              <w:t>PostgreSQL</w:t>
+            </w:r>
+          </w:p>
+        </w:tc>
+        <w:tc>
+          <w:tcPr>
+            <w:tcW w:type="dxa" w:w="3300"/>
+            <w:tcMar>
+              <w:top w:w="80" w:type="dxa"/>
+              <w:start w:w="110" w:type="dxa"/>
+              <w:bottom w:w="80" w:type="dxa"/>
+              <w:end w:w="110" w:type="dxa"/>
+            </w:tcMar>
+          </w:tcPr>
+          <w:p>
+            <w:pPr>
+              <w:spacing w:after="0"/>
+            </w:pPr>
+            <w:r>
+              <w:rPr>
+                <w:rFonts w:ascii="Arial Unicode MS" w:hAnsi="Arial Unicode MS" w:eastAsia="Arial Unicode MS" w:cs="Arial Unicode MS"/>
+                <w:b w:val="0"/>
+                <w:color w:val="1F2937"/>
+                <w:sz w:val="16"/>
+              </w:rPr>
+              <w:t>Primary 10.30.2.185</w:t>
+            </w:r>
+          </w:p>
+        </w:tc>
+        <w:tc>
+          <w:tcPr>
+            <w:tcW w:type="dxa" w:w="3300"/>
+            <w:tcMar>
+              <w:top w:w="80" w:type="dxa"/>
+              <w:start w:w="110" w:type="dxa"/>
+              <w:bottom w:w="80" w:type="dxa"/>
+              <w:end w:w="110" w:type="dxa"/>
+            </w:tcMar>
+          </w:tcPr>
+          <w:p>
+            <w:pPr>
+              <w:spacing w:after="0"/>
+            </w:pPr>
+            <w:r>
+              <w:rPr>
+                <w:rFonts w:ascii="Arial Unicode MS" w:hAnsi="Arial Unicode MS" w:eastAsia="Arial Unicode MS" w:cs="Arial Unicode MS"/>
+                <w:b w:val="0"/>
+                <w:color w:val="1F2937"/>
+                <w:sz w:val="16"/>
+              </w:rPr>
+              <w:t>Standby 10.30.3.190</w:t>
+            </w:r>
+          </w:p>
+        </w:tc>
+        <w:tc>
+          <w:tcPr>
+            <w:tcW w:type="dxa" w:w="960"/>
+            <w:tcMar>
+              <w:top w:w="80" w:type="dxa"/>
+              <w:start w:w="110" w:type="dxa"/>
+              <w:bottom w:w="80" w:type="dxa"/>
+              <w:end w:w="110" w:type="dxa"/>
+            </w:tcMar>
+          </w:tcPr>
+          <w:p>
+            <w:pPr>
+              <w:spacing w:after="0"/>
+            </w:pPr>
+            <w:r>
+              <w:rPr>
+                <w:rFonts w:ascii="Arial Unicode MS" w:hAnsi="Arial Unicode MS" w:eastAsia="Arial Unicode MS" w:cs="Arial Unicode MS"/>
+                <w:b w:val="0"/>
+                <w:color w:val="1F2937"/>
+                <w:sz w:val="16"/>
+              </w:rPr>
+              <w:t>2</w:t>
+            </w:r>
+          </w:p>
+        </w:tc>
+      </w:tr>
+      <w:tr>
+        <w:tc>
+          <w:tcPr>
+            <w:tcW w:type="dxa" w:w="1800"/>
+            <w:tcMar>
+              <w:top w:w="80" w:type="dxa"/>
+              <w:start w:w="110" w:type="dxa"/>
+              <w:bottom w:w="80" w:type="dxa"/>
+              <w:end w:w="110" w:type="dxa"/>
+            </w:tcMar>
+          </w:tcPr>
+          <w:p>
+            <w:pPr>
+              <w:spacing w:after="0"/>
+            </w:pPr>
+            <w:r>
+              <w:rPr>
+                <w:rFonts w:ascii="Arial Unicode MS" w:hAnsi="Arial Unicode MS" w:eastAsia="Arial Unicode MS" w:cs="Arial Unicode MS"/>
+                <w:b w:val="0"/>
+                <w:color w:val="1F2937"/>
+                <w:sz w:val="16"/>
+              </w:rPr>
+              <w:t>NAT + Bastion</w:t>
+            </w:r>
+          </w:p>
+        </w:tc>
+        <w:tc>
+          <w:tcPr>
+            <w:tcW w:type="dxa" w:w="3300"/>
+            <w:tcMar>
+              <w:top w:w="80" w:type="dxa"/>
+              <w:start w:w="110" w:type="dxa"/>
+              <w:bottom w:w="80" w:type="dxa"/>
+              <w:end w:w="110" w:type="dxa"/>
+            </w:tcMar>
+          </w:tcPr>
+          <w:p>
+            <w:pPr>
+              <w:spacing w:after="0"/>
+            </w:pPr>
+            <w:r>
+              <w:rPr>
+                <w:rFonts w:ascii="Arial Unicode MS" w:hAnsi="Arial Unicode MS" w:eastAsia="Arial Unicode MS" w:cs="Arial Unicode MS"/>
+                <w:b w:val="0"/>
+                <w:color w:val="1F2937"/>
+                <w:sz w:val="16"/>
+              </w:rPr>
+              <w:t>10.30.1.134</w:t>
+            </w:r>
+          </w:p>
+        </w:tc>
+        <w:tc>
+          <w:tcPr>
+            <w:tcW w:type="dxa" w:w="3300"/>
+            <w:tcMar>
+              <w:top w:w="80" w:type="dxa"/>
+              <w:start w:w="110" w:type="dxa"/>
+              <w:bottom w:w="80" w:type="dxa"/>
+              <w:end w:w="110" w:type="dxa"/>
+            </w:tcMar>
+          </w:tcPr>
+          <w:p>
+            <w:pPr>
+              <w:spacing w:after="0"/>
+            </w:pPr>
+            <w:r>
+              <w:rPr>
+                <w:rFonts w:ascii="Arial Unicode MS" w:hAnsi="Arial Unicode MS" w:eastAsia="Arial Unicode MS" w:cs="Arial Unicode MS"/>
+                <w:b w:val="0"/>
+                <w:color w:val="1F2937"/>
+                <w:sz w:val="16"/>
+              </w:rPr>
+              <w:t>10.30.4.87</w:t>
+            </w:r>
+          </w:p>
+        </w:tc>
+        <w:tc>
+          <w:tcPr>
+            <w:tcW w:type="dxa" w:w="960"/>
+            <w:tcMar>
+              <w:top w:w="80" w:type="dxa"/>
+              <w:start w:w="110" w:type="dxa"/>
+              <w:bottom w:w="80" w:type="dxa"/>
+              <w:end w:w="110" w:type="dxa"/>
+            </w:tcMar>
+          </w:tcPr>
+          <w:p>
+            <w:pPr>
+              <w:spacing w:after="0"/>
+            </w:pPr>
+            <w:r>
+              <w:rPr>
+                <w:rFonts w:ascii="Arial Unicode MS" w:hAnsi="Arial Unicode MS" w:eastAsia="Arial Unicode MS" w:cs="Arial Unicode MS"/>
+                <w:b w:val="0"/>
+                <w:color w:val="1F2937"/>
+                <w:sz w:val="16"/>
+              </w:rPr>
+              <w:t>2</w:t>
+            </w:r>
+          </w:p>
+        </w:tc>
+      </w:tr>
+      <w:tr>
+        <w:tc>
+          <w:tcPr>
+            <w:tcW w:type="dxa" w:w="1800"/>
+            <w:tcMar>
+              <w:top w:w="80" w:type="dxa"/>
+              <w:start w:w="110" w:type="dxa"/>
+              <w:bottom w:w="80" w:type="dxa"/>
+              <w:end w:w="110" w:type="dxa"/>
+            </w:tcMar>
+          </w:tcPr>
+          <w:p>
+            <w:pPr>
+              <w:spacing w:after="0"/>
+            </w:pPr>
+            <w:r>
+              <w:rPr>
+                <w:rFonts w:ascii="Arial Unicode MS" w:hAnsi="Arial Unicode MS" w:eastAsia="Arial Unicode MS" w:cs="Arial Unicode MS"/>
+                <w:b w:val="0"/>
+                <w:color w:val="1F2937"/>
+                <w:sz w:val="16"/>
+              </w:rPr>
+              <w:t>총 VM</w:t>
+            </w:r>
+          </w:p>
+        </w:tc>
+        <w:tc>
+          <w:tcPr>
+            <w:tcW w:type="dxa" w:w="3300"/>
+            <w:tcMar>
+              <w:top w:w="80" w:type="dxa"/>
+              <w:start w:w="110" w:type="dxa"/>
+              <w:bottom w:w="80" w:type="dxa"/>
+              <w:end w:w="110" w:type="dxa"/>
+            </w:tcMar>
+          </w:tcPr>
+          <w:p>
+            <w:pPr>
+              <w:spacing w:after="0"/>
+            </w:pPr>
+            <w:r>
+              <w:rPr>
+                <w:rFonts w:ascii="Arial Unicode MS" w:hAnsi="Arial Unicode MS" w:eastAsia="Arial Unicode MS" w:cs="Arial Unicode MS"/>
+                <w:b w:val="0"/>
+                <w:color w:val="1F2937"/>
+                <w:sz w:val="16"/>
+              </w:rPr>
+              <w:t>5</w:t>
+            </w:r>
+          </w:p>
+        </w:tc>
+        <w:tc>
+          <w:tcPr>
+            <w:tcW w:type="dxa" w:w="3300"/>
+            <w:tcMar>
+              <w:top w:w="80" w:type="dxa"/>
+              <w:start w:w="110" w:type="dxa"/>
+              <w:bottom w:w="80" w:type="dxa"/>
+              <w:end w:w="110" w:type="dxa"/>
+            </w:tcMar>
+          </w:tcPr>
+          <w:p>
+            <w:pPr>
+              <w:spacing w:after="0"/>
+            </w:pPr>
+            <w:r>
+              <w:rPr>
+                <w:rFonts w:ascii="Arial Unicode MS" w:hAnsi="Arial Unicode MS" w:eastAsia="Arial Unicode MS" w:cs="Arial Unicode MS"/>
+                <w:b w:val="0"/>
+                <w:color w:val="1F2937"/>
+                <w:sz w:val="16"/>
+              </w:rPr>
+              <w:t>5</w:t>
+            </w:r>
+          </w:p>
+        </w:tc>
+        <w:tc>
+          <w:tcPr>
+            <w:tcW w:type="dxa" w:w="960"/>
+            <w:tcMar>
+              <w:top w:w="80" w:type="dxa"/>
+              <w:start w:w="110" w:type="dxa"/>
+              <w:bottom w:w="80" w:type="dxa"/>
+              <w:end w:w="110" w:type="dxa"/>
+            </w:tcMar>
+          </w:tcPr>
+          <w:p>
+            <w:pPr>
+              <w:spacing w:after="0"/>
+            </w:pPr>
+            <w:r>
+              <w:rPr>
+                <w:rFonts w:ascii="Arial Unicode MS" w:hAnsi="Arial Unicode MS" w:eastAsia="Arial Unicode MS" w:cs="Arial Unicode MS"/>
+                <w:b w:val="0"/>
+                <w:color w:val="1F2937"/>
+                <w:sz w:val="16"/>
+              </w:rPr>
+              <w:t>10</w:t>
+            </w:r>
+          </w:p>
+        </w:tc>
+      </w:tr>
+    </w:tbl>
+    <w:p>
+      <w:pPr>
+        <w:pStyle w:val="Heading1"/>
+      </w:pPr>
+      <w:r>
+        <w:rPr>
+          <w:rFonts w:ascii="Arial Unicode MS" w:hAnsi="Arial Unicode MS" w:eastAsia="Arial Unicode MS" w:cs="Arial Unicode MS"/>
+        </w:rPr>
+        <w:t>3. 핵심 트래픽 경로</w:t>
+      </w:r>
+    </w:p>
+    <w:tbl>
+      <w:tblPr>
+        <w:tblStyle w:val="TableGrid"/>
+        <w:tblW w:type="dxa" w:w="9360"/>
+        <w:jc w:val="center"/>
+        <w:tblLayout w:type="fixed"/>
+        <w:tblLook w:firstColumn="1" w:firstRow="1" w:lastColumn="0" w:lastRow="0" w:noHBand="0" w:noVBand="1" w:val="04A0"/>
+      </w:tblPr>
+      <w:tblGrid>
+        <w:gridCol w:w="1800"/>
+        <w:gridCol w:w="7560"/>
+      </w:tblGrid>
+      <w:tr>
+        <w:trPr>
+          <w:tblHeader w:val="true"/>
+        </w:trPr>
+        <w:tc>
+          <w:tcPr>
+            <w:tcW w:type="dxa" w:w="1800"/>
+            <w:vAlign w:val="center"/>
+            <w:shd w:fill="F2F4F7"/>
+            <w:tcMar>
+              <w:top w:w="80" w:type="dxa"/>
+              <w:start w:w="110" w:type="dxa"/>
+              <w:bottom w:w="80" w:type="dxa"/>
+              <w:end w:w="110" w:type="dxa"/>
+            </w:tcMar>
+          </w:tcPr>
+          <w:p>
+            <w:pPr>
+              <w:spacing w:after="0"/>
+            </w:pPr>
+            <w:r>
+              <w:rPr>
+                <w:rFonts w:ascii="Arial Unicode MS" w:hAnsi="Arial Unicode MS" w:eastAsia="Arial Unicode MS" w:cs="Arial Unicode MS"/>
+                <w:b/>
+                <w:color w:val="17324D"/>
+                <w:sz w:val="16"/>
+              </w:rPr>
+              <w:t>구분</w:t>
+            </w:r>
+          </w:p>
+        </w:tc>
+        <w:tc>
+          <w:tcPr>
+            <w:tcW w:type="dxa" w:w="7560"/>
+            <w:vAlign w:val="center"/>
+            <w:shd w:fill="F2F4F7"/>
+            <w:tcMar>
+              <w:top w:w="80" w:type="dxa"/>
+              <w:start w:w="110" w:type="dxa"/>
+              <w:bottom w:w="80" w:type="dxa"/>
+              <w:end w:w="110" w:type="dxa"/>
+            </w:tcMar>
+          </w:tcPr>
+          <w:p>
+            <w:pPr>
+              <w:spacing w:after="0"/>
+            </w:pPr>
+            <w:r>
+              <w:rPr>
+                <w:rFonts w:ascii="Arial Unicode MS" w:hAnsi="Arial Unicode MS" w:eastAsia="Arial Unicode MS" w:cs="Arial Unicode MS"/>
+                <w:b/>
+                <w:color w:val="17324D"/>
+                <w:sz w:val="16"/>
+              </w:rPr>
+              <w:t>경로</w:t>
+            </w:r>
+          </w:p>
+        </w:tc>
+      </w:tr>
+      <w:tr>
+        <w:tc>
+          <w:tcPr>
+            <w:tcW w:type="dxa" w:w="1800"/>
+            <w:tcMar>
+              <w:top w:w="80" w:type="dxa"/>
+              <w:start w:w="110" w:type="dxa"/>
+              <w:bottom w:w="80" w:type="dxa"/>
+              <w:end w:w="110" w:type="dxa"/>
+            </w:tcMar>
+          </w:tcPr>
+          <w:p>
+            <w:pPr>
+              <w:spacing w:after="0"/>
+            </w:pPr>
+            <w:r>
+              <w:rPr>
+                <w:rFonts w:ascii="Arial Unicode MS" w:hAnsi="Arial Unicode MS" w:eastAsia="Arial Unicode MS" w:cs="Arial Unicode MS"/>
+                <w:b w:val="0"/>
+                <w:color w:val="1F2937"/>
+                <w:sz w:val="16"/>
+              </w:rPr>
+              <w:t>사용자</w:t>
+            </w:r>
+          </w:p>
+        </w:tc>
+        <w:tc>
+          <w:tcPr>
+            <w:tcW w:type="dxa" w:w="7560"/>
+            <w:tcMar>
+              <w:top w:w="80" w:type="dxa"/>
+              <w:start w:w="110" w:type="dxa"/>
+              <w:bottom w:w="80" w:type="dxa"/>
+              <w:end w:w="110" w:type="dxa"/>
+            </w:tcMar>
+          </w:tcPr>
+          <w:p>
+            <w:pPr>
+              <w:spacing w:after="0"/>
+            </w:pPr>
+            <w:r>
+              <w:rPr>
+                <w:rFonts w:ascii="Arial Unicode MS" w:hAnsi="Arial Unicode MS" w:eastAsia="Arial Unicode MS" w:cs="Arial Unicode MS"/>
+                <w:b w:val="0"/>
+                <w:color w:val="1F2937"/>
+                <w:sz w:val="16"/>
+              </w:rPr>
+              <w:t>DNS(movieverse.cloud) → Public HA Group → ALB A/B → KKE Ingress → Frontend/Backend</w:t>
+            </w:r>
+          </w:p>
+        </w:tc>
+      </w:tr>
+      <w:tr>
+        <w:tc>
+          <w:tcPr>
+            <w:tcW w:type="dxa" w:w="1800"/>
+            <w:tcMar>
+              <w:top w:w="80" w:type="dxa"/>
+              <w:start w:w="110" w:type="dxa"/>
+              <w:bottom w:w="80" w:type="dxa"/>
+              <w:end w:w="110" w:type="dxa"/>
+            </w:tcMar>
+          </w:tcPr>
+          <w:p>
+            <w:pPr>
+              <w:spacing w:after="0"/>
+            </w:pPr>
+            <w:r>
+              <w:rPr>
+                <w:rFonts w:ascii="Arial Unicode MS" w:hAnsi="Arial Unicode MS" w:eastAsia="Arial Unicode MS" w:cs="Arial Unicode MS"/>
+                <w:b w:val="0"/>
+                <w:color w:val="1F2937"/>
+                <w:sz w:val="16"/>
+              </w:rPr>
+              <w:t>AI 추론</w:t>
+            </w:r>
+          </w:p>
+        </w:tc>
+        <w:tc>
+          <w:tcPr>
+            <w:tcW w:type="dxa" w:w="7560"/>
+            <w:tcMar>
+              <w:top w:w="80" w:type="dxa"/>
+              <w:start w:w="110" w:type="dxa"/>
+              <w:bottom w:w="80" w:type="dxa"/>
+              <w:end w:w="110" w:type="dxa"/>
+            </w:tcMar>
+          </w:tcPr>
+          <w:p>
+            <w:pPr>
+              <w:spacing w:after="0"/>
+            </w:pPr>
+            <w:r>
+              <w:rPr>
+                <w:rFonts w:ascii="Arial Unicode MS" w:hAnsi="Arial Unicode MS" w:eastAsia="Arial Unicode MS" w:cs="Arial Unicode MS"/>
+                <w:b w:val="0"/>
+                <w:color w:val="1F2937"/>
+                <w:sz w:val="16"/>
+              </w:rPr>
+              <w:t>Backend Pod → Internal AI ALB A/B → GPU-A 또는 GPU-B :80</w:t>
+            </w:r>
+          </w:p>
+        </w:tc>
+      </w:tr>
+      <w:tr>
+        <w:tc>
+          <w:tcPr>
+            <w:tcW w:type="dxa" w:w="1800"/>
+            <w:tcMar>
+              <w:top w:w="80" w:type="dxa"/>
+              <w:start w:w="110" w:type="dxa"/>
+              <w:bottom w:w="80" w:type="dxa"/>
+              <w:end w:w="110" w:type="dxa"/>
+            </w:tcMar>
+          </w:tcPr>
+          <w:p>
+            <w:pPr>
+              <w:spacing w:after="0"/>
+            </w:pPr>
+            <w:r>
+              <w:rPr>
+                <w:rFonts w:ascii="Arial Unicode MS" w:hAnsi="Arial Unicode MS" w:eastAsia="Arial Unicode MS" w:cs="Arial Unicode MS"/>
+                <w:b w:val="0"/>
+                <w:color w:val="1F2937"/>
+                <w:sz w:val="16"/>
+              </w:rPr>
+              <w:t>데이터</w:t>
+            </w:r>
+          </w:p>
+        </w:tc>
+        <w:tc>
+          <w:tcPr>
+            <w:tcW w:type="dxa" w:w="7560"/>
+            <w:tcMar>
+              <w:top w:w="80" w:type="dxa"/>
+              <w:start w:w="110" w:type="dxa"/>
+              <w:bottom w:w="80" w:type="dxa"/>
+              <w:end w:w="110" w:type="dxa"/>
+            </w:tcMar>
+          </w:tcPr>
+          <w:p>
+            <w:pPr>
+              <w:spacing w:after="0"/>
+            </w:pPr>
+            <w:r>
+              <w:rPr>
+                <w:rFonts w:ascii="Arial Unicode MS" w:hAnsi="Arial Unicode MS" w:eastAsia="Arial Unicode MS" w:cs="Arial Unicode MS"/>
+                <w:b w:val="0"/>
+                <w:color w:val="1F2937"/>
+                <w:sz w:val="16"/>
+              </w:rPr>
+              <w:t>Backend Pod → PostgreSQL Primary; Primary → Standby 비동기 복제</w:t>
+            </w:r>
+          </w:p>
+        </w:tc>
+      </w:tr>
+      <w:tr>
+        <w:tc>
+          <w:tcPr>
+            <w:tcW w:type="dxa" w:w="1800"/>
+            <w:tcMar>
+              <w:top w:w="80" w:type="dxa"/>
+              <w:start w:w="110" w:type="dxa"/>
+              <w:bottom w:w="80" w:type="dxa"/>
+              <w:end w:w="110" w:type="dxa"/>
+            </w:tcMar>
+          </w:tcPr>
+          <w:p>
+            <w:pPr>
+              <w:spacing w:after="0"/>
+            </w:pPr>
+            <w:r>
+              <w:rPr>
+                <w:rFonts w:ascii="Arial Unicode MS" w:hAnsi="Arial Unicode MS" w:eastAsia="Arial Unicode MS" w:cs="Arial Unicode MS"/>
+                <w:b w:val="0"/>
+                <w:color w:val="1F2937"/>
+                <w:sz w:val="16"/>
+              </w:rPr>
+              <w:t>운영</w:t>
+            </w:r>
+          </w:p>
+        </w:tc>
+        <w:tc>
+          <w:tcPr>
+            <w:tcW w:type="dxa" w:w="7560"/>
+            <w:tcMar>
+              <w:top w:w="80" w:type="dxa"/>
+              <w:start w:w="110" w:type="dxa"/>
+              <w:bottom w:w="80" w:type="dxa"/>
+              <w:end w:w="110" w:type="dxa"/>
+            </w:tcMar>
+          </w:tcPr>
+          <w:p>
+            <w:pPr>
+              <w:spacing w:after="0"/>
+            </w:pPr>
+            <w:r>
+              <w:rPr>
+                <w:rFonts w:ascii="Arial Unicode MS" w:hAnsi="Arial Unicode MS" w:eastAsia="Arial Unicode MS" w:cs="Arial Unicode MS"/>
+                <w:b w:val="0"/>
+                <w:color w:val="1F2937"/>
+                <w:sz w:val="16"/>
+              </w:rPr>
+              <w:t>관리자 → Bastion A/B → Private VM; Private outbound → NAT A/B</w:t>
+            </w:r>
+          </w:p>
+        </w:tc>
+      </w:tr>
+    </w:tbl>
+    <w:p>
+      <w:r>
+        <w:rPr>
+          <w:rFonts w:ascii="Arial Unicode MS" w:hAnsi="Arial Unicode MS" w:eastAsia="Arial Unicode MS" w:cs="Arial Unicode MS"/>
+        </w:rPr>
         <w:br w:type="page"/>
       </w:r>
     </w:p>
     <w:p>
       <w:pPr>
-        <w:spacing w:after="0"/>
-        <w:jc w:val="center"/>
+        <w:spacing w:after="100"/>
       </w:pPr>
       <w:r>
-        <w:drawing>
-          <wp:inline xmlns:a="http://schemas.openxmlformats.org/drawingml/2006/main" xmlns:pic="http://schemas.openxmlformats.org/drawingml/2006/picture">
-            <wp:extent cx="7196328" cy="10173452"/>
-            <wp:docPr id="2" name="Picture 2"/>
-            <wp:cNvGraphicFramePr>
-              <a:graphicFrameLocks noChangeAspect="1"/>
-            </wp:cNvGraphicFramePr>
-            <a:graphic>
-              <a:graphicData uri="http://schemas.openxmlformats.org/drawingml/2006/picture">
-                <pic:pic>
-                  <pic:nvPicPr>
-                    <pic:cNvPr id="0" name="page-2.png"/>
-                    <pic:cNvPicPr/>
-                  </pic:nvPicPr>
-                  <pic:blipFill>
-                    <a:blip r:embed="rId10"/>
-                    <a:stretch>
-                      <a:fillRect/>
-                    </a:stretch>
-                  </pic:blipFill>
-                  <pic:spPr>
-                    <a:xfrm>
-                      <a:off x="0" y="0"/>
-                      <a:ext cx="7196328" cy="10173452"/>
-                    </a:xfrm>
-                    <a:prstGeom prst="rect"/>
-                  </pic:spPr>
-                </pic:pic>
-              </a:graphicData>
-            </a:graphic>
-          </wp:inline>
-        </w:drawing>
+        <w:rPr>
+          <w:rFonts w:ascii="Arial Unicode MS" w:hAnsi="Arial Unicode MS" w:eastAsia="Arial Unicode MS" w:cs="Arial Unicode MS"/>
+          <w:b/>
+          <w:caps/>
+          <w:color w:val="F59E0B"/>
+          <w:sz w:val="18"/>
+        </w:rPr>
+        <w:t>NETWORK &amp; HIGH AVAILABILITY</w:t>
       </w:r>
     </w:p>
     <w:p>
+      <w:pPr>
+        <w:pStyle w:val="Title"/>
+      </w:pPr>
       <w:r>
+        <w:rPr>
+          <w:rFonts w:ascii="Arial Unicode MS" w:hAnsi="Arial Unicode MS" w:eastAsia="Arial Unicode MS" w:cs="Arial Unicode MS"/>
+        </w:rPr>
+        <w:t>네트워크와 고가용성</w:t>
+      </w:r>
+    </w:p>
+    <w:p>
+      <w:pPr>
+        <w:pStyle w:val="Heading1"/>
+      </w:pPr>
+      <w:r>
+        <w:rPr>
+          <w:rFonts w:ascii="Arial Unicode MS" w:hAnsi="Arial Unicode MS" w:eastAsia="Arial Unicode MS" w:cs="Arial Unicode MS"/>
+        </w:rPr>
+        <w:t>1. VPC 및 서브넷</w:t>
+      </w:r>
+    </w:p>
+    <w:tbl>
+      <w:tblPr>
+        <w:tblStyle w:val="TableGrid"/>
+        <w:tblW w:type="dxa" w:w="9360"/>
+        <w:jc w:val="center"/>
+        <w:tblLayout w:type="fixed"/>
+        <w:tblLook w:firstColumn="1" w:firstRow="1" w:lastColumn="0" w:lastRow="0" w:noHBand="0" w:noVBand="1" w:val="04A0"/>
+      </w:tblPr>
+      <w:tblGrid>
+        <w:gridCol w:w="1300"/>
+        <w:gridCol w:w="1900"/>
+        <w:gridCol w:w="1900"/>
+        <w:gridCol w:w="4260"/>
+      </w:tblGrid>
+      <w:tr>
+        <w:trPr>
+          <w:tblHeader w:val="true"/>
+        </w:trPr>
+        <w:tc>
+          <w:tcPr>
+            <w:tcW w:type="dxa" w:w="1300"/>
+            <w:vAlign w:val="center"/>
+            <w:shd w:fill="F2F4F7"/>
+            <w:tcMar>
+              <w:top w:w="80" w:type="dxa"/>
+              <w:start w:w="110" w:type="dxa"/>
+              <w:bottom w:w="80" w:type="dxa"/>
+              <w:end w:w="110" w:type="dxa"/>
+            </w:tcMar>
+          </w:tcPr>
+          <w:p>
+            <w:pPr>
+              <w:spacing w:after="0"/>
+            </w:pPr>
+            <w:r>
+              <w:rPr>
+                <w:rFonts w:ascii="Arial Unicode MS" w:hAnsi="Arial Unicode MS" w:eastAsia="Arial Unicode MS" w:cs="Arial Unicode MS"/>
+                <w:b/>
+                <w:color w:val="17324D"/>
+                <w:sz w:val="17"/>
+              </w:rPr>
+              <w:t>영역</w:t>
+            </w:r>
+          </w:p>
+        </w:tc>
+        <w:tc>
+          <w:tcPr>
+            <w:tcW w:type="dxa" w:w="1900"/>
+            <w:vAlign w:val="center"/>
+            <w:shd w:fill="F2F4F7"/>
+            <w:tcMar>
+              <w:top w:w="80" w:type="dxa"/>
+              <w:start w:w="110" w:type="dxa"/>
+              <w:bottom w:w="80" w:type="dxa"/>
+              <w:end w:w="110" w:type="dxa"/>
+            </w:tcMar>
+          </w:tcPr>
+          <w:p>
+            <w:pPr>
+              <w:spacing w:after="0"/>
+            </w:pPr>
+            <w:r>
+              <w:rPr>
+                <w:rFonts w:ascii="Arial Unicode MS" w:hAnsi="Arial Unicode MS" w:eastAsia="Arial Unicode MS" w:cs="Arial Unicode MS"/>
+                <w:b/>
+                <w:color w:val="17324D"/>
+                <w:sz w:val="17"/>
+              </w:rPr>
+              <w:t>서브넷</w:t>
+            </w:r>
+          </w:p>
+        </w:tc>
+        <w:tc>
+          <w:tcPr>
+            <w:tcW w:type="dxa" w:w="1900"/>
+            <w:vAlign w:val="center"/>
+            <w:shd w:fill="F2F4F7"/>
+            <w:tcMar>
+              <w:top w:w="80" w:type="dxa"/>
+              <w:start w:w="110" w:type="dxa"/>
+              <w:bottom w:w="80" w:type="dxa"/>
+              <w:end w:w="110" w:type="dxa"/>
+            </w:tcMar>
+          </w:tcPr>
+          <w:p>
+            <w:pPr>
+              <w:spacing w:after="0"/>
+            </w:pPr>
+            <w:r>
+              <w:rPr>
+                <w:rFonts w:ascii="Arial Unicode MS" w:hAnsi="Arial Unicode MS" w:eastAsia="Arial Unicode MS" w:cs="Arial Unicode MS"/>
+                <w:b/>
+                <w:color w:val="17324D"/>
+                <w:sz w:val="17"/>
+              </w:rPr>
+              <w:t>CIDR</w:t>
+            </w:r>
+          </w:p>
+        </w:tc>
+        <w:tc>
+          <w:tcPr>
+            <w:tcW w:type="dxa" w:w="4260"/>
+            <w:vAlign w:val="center"/>
+            <w:shd w:fill="F2F4F7"/>
+            <w:tcMar>
+              <w:top w:w="80" w:type="dxa"/>
+              <w:start w:w="110" w:type="dxa"/>
+              <w:bottom w:w="80" w:type="dxa"/>
+              <w:end w:w="110" w:type="dxa"/>
+            </w:tcMar>
+          </w:tcPr>
+          <w:p>
+            <w:pPr>
+              <w:spacing w:after="0"/>
+            </w:pPr>
+            <w:r>
+              <w:rPr>
+                <w:rFonts w:ascii="Arial Unicode MS" w:hAnsi="Arial Unicode MS" w:eastAsia="Arial Unicode MS" w:cs="Arial Unicode MS"/>
+                <w:b/>
+                <w:color w:val="17324D"/>
+                <w:sz w:val="17"/>
+              </w:rPr>
+              <w:t>주요 배치</w:t>
+            </w:r>
+          </w:p>
+        </w:tc>
+      </w:tr>
+      <w:tr>
+        <w:tc>
+          <w:tcPr>
+            <w:tcW w:type="dxa" w:w="1300"/>
+            <w:tcMar>
+              <w:top w:w="80" w:type="dxa"/>
+              <w:start w:w="110" w:type="dxa"/>
+              <w:bottom w:w="80" w:type="dxa"/>
+              <w:end w:w="110" w:type="dxa"/>
+            </w:tcMar>
+          </w:tcPr>
+          <w:p>
+            <w:pPr>
+              <w:spacing w:after="0"/>
+            </w:pPr>
+            <w:r>
+              <w:rPr>
+                <w:rFonts w:ascii="Arial Unicode MS" w:hAnsi="Arial Unicode MS" w:eastAsia="Arial Unicode MS" w:cs="Arial Unicode MS"/>
+                <w:b w:val="0"/>
+                <w:color w:val="1F2937"/>
+                <w:sz w:val="17"/>
+              </w:rPr>
+              <w:t>AZ-A</w:t>
+            </w:r>
+          </w:p>
+        </w:tc>
+        <w:tc>
+          <w:tcPr>
+            <w:tcW w:type="dxa" w:w="1900"/>
+            <w:tcMar>
+              <w:top w:w="80" w:type="dxa"/>
+              <w:start w:w="110" w:type="dxa"/>
+              <w:bottom w:w="80" w:type="dxa"/>
+              <w:end w:w="110" w:type="dxa"/>
+            </w:tcMar>
+          </w:tcPr>
+          <w:p>
+            <w:pPr>
+              <w:spacing w:after="0"/>
+            </w:pPr>
+            <w:r>
+              <w:rPr>
+                <w:rFonts w:ascii="Arial Unicode MS" w:hAnsi="Arial Unicode MS" w:eastAsia="Arial Unicode MS" w:cs="Arial Unicode MS"/>
+                <w:b w:val="0"/>
+                <w:color w:val="1F2937"/>
+                <w:sz w:val="17"/>
+              </w:rPr>
+              <w:t>Public A</w:t>
+            </w:r>
+          </w:p>
+        </w:tc>
+        <w:tc>
+          <w:tcPr>
+            <w:tcW w:type="dxa" w:w="1900"/>
+            <w:tcMar>
+              <w:top w:w="80" w:type="dxa"/>
+              <w:start w:w="110" w:type="dxa"/>
+              <w:bottom w:w="80" w:type="dxa"/>
+              <w:end w:w="110" w:type="dxa"/>
+            </w:tcMar>
+          </w:tcPr>
+          <w:p>
+            <w:pPr>
+              <w:spacing w:after="0"/>
+            </w:pPr>
+            <w:r>
+              <w:rPr>
+                <w:rFonts w:ascii="Arial Unicode MS" w:hAnsi="Arial Unicode MS" w:eastAsia="Arial Unicode MS" w:cs="Arial Unicode MS"/>
+                <w:b w:val="0"/>
+                <w:color w:val="1F2937"/>
+                <w:sz w:val="17"/>
+              </w:rPr>
+              <w:t>10.30.1.0/24</w:t>
+            </w:r>
+          </w:p>
+        </w:tc>
+        <w:tc>
+          <w:tcPr>
+            <w:tcW w:type="dxa" w:w="4260"/>
+            <w:tcMar>
+              <w:top w:w="80" w:type="dxa"/>
+              <w:start w:w="110" w:type="dxa"/>
+              <w:bottom w:w="80" w:type="dxa"/>
+              <w:end w:w="110" w:type="dxa"/>
+            </w:tcMar>
+          </w:tcPr>
+          <w:p>
+            <w:pPr>
+              <w:spacing w:after="0"/>
+            </w:pPr>
+            <w:r>
+              <w:rPr>
+                <w:rFonts w:ascii="Arial Unicode MS" w:hAnsi="Arial Unicode MS" w:eastAsia="Arial Unicode MS" w:cs="Arial Unicode MS"/>
+                <w:b w:val="0"/>
+                <w:color w:val="1F2937"/>
+                <w:sz w:val="17"/>
+              </w:rPr>
+              <w:t>ALB-A, NAT+Bastion-A</w:t>
+            </w:r>
+          </w:p>
+        </w:tc>
+      </w:tr>
+      <w:tr>
+        <w:tc>
+          <w:tcPr>
+            <w:tcW w:type="dxa" w:w="1300"/>
+            <w:tcMar>
+              <w:top w:w="80" w:type="dxa"/>
+              <w:start w:w="110" w:type="dxa"/>
+              <w:bottom w:w="80" w:type="dxa"/>
+              <w:end w:w="110" w:type="dxa"/>
+            </w:tcMar>
+          </w:tcPr>
+          <w:p>
+            <w:pPr>
+              <w:spacing w:after="0"/>
+            </w:pPr>
+            <w:r>
+              <w:rPr>
+                <w:rFonts w:ascii="Arial Unicode MS" w:hAnsi="Arial Unicode MS" w:eastAsia="Arial Unicode MS" w:cs="Arial Unicode MS"/>
+                <w:b w:val="0"/>
+                <w:color w:val="1F2937"/>
+                <w:sz w:val="17"/>
+              </w:rPr>
+              <w:t>AZ-A</w:t>
+            </w:r>
+          </w:p>
+        </w:tc>
+        <w:tc>
+          <w:tcPr>
+            <w:tcW w:type="dxa" w:w="1900"/>
+            <w:tcMar>
+              <w:top w:w="80" w:type="dxa"/>
+              <w:start w:w="110" w:type="dxa"/>
+              <w:bottom w:w="80" w:type="dxa"/>
+              <w:end w:w="110" w:type="dxa"/>
+            </w:tcMar>
+          </w:tcPr>
+          <w:p>
+            <w:pPr>
+              <w:spacing w:after="0"/>
+            </w:pPr>
+            <w:r>
+              <w:rPr>
+                <w:rFonts w:ascii="Arial Unicode MS" w:hAnsi="Arial Unicode MS" w:eastAsia="Arial Unicode MS" w:cs="Arial Unicode MS"/>
+                <w:b w:val="0"/>
+                <w:color w:val="1F2937"/>
+                <w:sz w:val="17"/>
+              </w:rPr>
+              <w:t>Private A</w:t>
+            </w:r>
+          </w:p>
+        </w:tc>
+        <w:tc>
+          <w:tcPr>
+            <w:tcW w:type="dxa" w:w="1900"/>
+            <w:tcMar>
+              <w:top w:w="80" w:type="dxa"/>
+              <w:start w:w="110" w:type="dxa"/>
+              <w:bottom w:w="80" w:type="dxa"/>
+              <w:end w:w="110" w:type="dxa"/>
+            </w:tcMar>
+          </w:tcPr>
+          <w:p>
+            <w:pPr>
+              <w:spacing w:after="0"/>
+            </w:pPr>
+            <w:r>
+              <w:rPr>
+                <w:rFonts w:ascii="Arial Unicode MS" w:hAnsi="Arial Unicode MS" w:eastAsia="Arial Unicode MS" w:cs="Arial Unicode MS"/>
+                <w:b w:val="0"/>
+                <w:color w:val="1F2937"/>
+                <w:sz w:val="17"/>
+              </w:rPr>
+              <w:t>10.30.2.0/24</w:t>
+            </w:r>
+          </w:p>
+        </w:tc>
+        <w:tc>
+          <w:tcPr>
+            <w:tcW w:type="dxa" w:w="4260"/>
+            <w:tcMar>
+              <w:top w:w="80" w:type="dxa"/>
+              <w:start w:w="110" w:type="dxa"/>
+              <w:bottom w:w="80" w:type="dxa"/>
+              <w:end w:w="110" w:type="dxa"/>
+            </w:tcMar>
+          </w:tcPr>
+          <w:p>
+            <w:pPr>
+              <w:spacing w:after="0"/>
+            </w:pPr>
+            <w:r>
+              <w:rPr>
+                <w:rFonts w:ascii="Arial Unicode MS" w:hAnsi="Arial Unicode MS" w:eastAsia="Arial Unicode MS" w:cs="Arial Unicode MS"/>
+                <w:b w:val="0"/>
+                <w:color w:val="1F2937"/>
+                <w:sz w:val="17"/>
+              </w:rPr>
+              <w:t>KKE-A×2, GPU-A, DB Primary</w:t>
+            </w:r>
+          </w:p>
+        </w:tc>
+      </w:tr>
+      <w:tr>
+        <w:tc>
+          <w:tcPr>
+            <w:tcW w:type="dxa" w:w="1300"/>
+            <w:tcMar>
+              <w:top w:w="80" w:type="dxa"/>
+              <w:start w:w="110" w:type="dxa"/>
+              <w:bottom w:w="80" w:type="dxa"/>
+              <w:end w:w="110" w:type="dxa"/>
+            </w:tcMar>
+          </w:tcPr>
+          <w:p>
+            <w:pPr>
+              <w:spacing w:after="0"/>
+            </w:pPr>
+            <w:r>
+              <w:rPr>
+                <w:rFonts w:ascii="Arial Unicode MS" w:hAnsi="Arial Unicode MS" w:eastAsia="Arial Unicode MS" w:cs="Arial Unicode MS"/>
+                <w:b w:val="0"/>
+                <w:color w:val="1F2937"/>
+                <w:sz w:val="17"/>
+              </w:rPr>
+              <w:t>AZ-B</w:t>
+            </w:r>
+          </w:p>
+        </w:tc>
+        <w:tc>
+          <w:tcPr>
+            <w:tcW w:type="dxa" w:w="1900"/>
+            <w:tcMar>
+              <w:top w:w="80" w:type="dxa"/>
+              <w:start w:w="110" w:type="dxa"/>
+              <w:bottom w:w="80" w:type="dxa"/>
+              <w:end w:w="110" w:type="dxa"/>
+            </w:tcMar>
+          </w:tcPr>
+          <w:p>
+            <w:pPr>
+              <w:spacing w:after="0"/>
+            </w:pPr>
+            <w:r>
+              <w:rPr>
+                <w:rFonts w:ascii="Arial Unicode MS" w:hAnsi="Arial Unicode MS" w:eastAsia="Arial Unicode MS" w:cs="Arial Unicode MS"/>
+                <w:b w:val="0"/>
+                <w:color w:val="1F2937"/>
+                <w:sz w:val="17"/>
+              </w:rPr>
+              <w:t>Public B</w:t>
+            </w:r>
+          </w:p>
+        </w:tc>
+        <w:tc>
+          <w:tcPr>
+            <w:tcW w:type="dxa" w:w="1900"/>
+            <w:tcMar>
+              <w:top w:w="80" w:type="dxa"/>
+              <w:start w:w="110" w:type="dxa"/>
+              <w:bottom w:w="80" w:type="dxa"/>
+              <w:end w:w="110" w:type="dxa"/>
+            </w:tcMar>
+          </w:tcPr>
+          <w:p>
+            <w:pPr>
+              <w:spacing w:after="0"/>
+            </w:pPr>
+            <w:r>
+              <w:rPr>
+                <w:rFonts w:ascii="Arial Unicode MS" w:hAnsi="Arial Unicode MS" w:eastAsia="Arial Unicode MS" w:cs="Arial Unicode MS"/>
+                <w:b w:val="0"/>
+                <w:color w:val="1F2937"/>
+                <w:sz w:val="17"/>
+              </w:rPr>
+              <w:t>10.30.4.0/24</w:t>
+            </w:r>
+          </w:p>
+        </w:tc>
+        <w:tc>
+          <w:tcPr>
+            <w:tcW w:type="dxa" w:w="4260"/>
+            <w:tcMar>
+              <w:top w:w="80" w:type="dxa"/>
+              <w:start w:w="110" w:type="dxa"/>
+              <w:bottom w:w="80" w:type="dxa"/>
+              <w:end w:w="110" w:type="dxa"/>
+            </w:tcMar>
+          </w:tcPr>
+          <w:p>
+            <w:pPr>
+              <w:spacing w:after="0"/>
+            </w:pPr>
+            <w:r>
+              <w:rPr>
+                <w:rFonts w:ascii="Arial Unicode MS" w:hAnsi="Arial Unicode MS" w:eastAsia="Arial Unicode MS" w:cs="Arial Unicode MS"/>
+                <w:b w:val="0"/>
+                <w:color w:val="1F2937"/>
+                <w:sz w:val="17"/>
+              </w:rPr>
+              <w:t>ALB-B, NAT+Bastion-B</w:t>
+            </w:r>
+          </w:p>
+        </w:tc>
+      </w:tr>
+      <w:tr>
+        <w:tc>
+          <w:tcPr>
+            <w:tcW w:type="dxa" w:w="1300"/>
+            <w:tcMar>
+              <w:top w:w="80" w:type="dxa"/>
+              <w:start w:w="110" w:type="dxa"/>
+              <w:bottom w:w="80" w:type="dxa"/>
+              <w:end w:w="110" w:type="dxa"/>
+            </w:tcMar>
+          </w:tcPr>
+          <w:p>
+            <w:pPr>
+              <w:spacing w:after="0"/>
+            </w:pPr>
+            <w:r>
+              <w:rPr>
+                <w:rFonts w:ascii="Arial Unicode MS" w:hAnsi="Arial Unicode MS" w:eastAsia="Arial Unicode MS" w:cs="Arial Unicode MS"/>
+                <w:b w:val="0"/>
+                <w:color w:val="1F2937"/>
+                <w:sz w:val="17"/>
+              </w:rPr>
+              <w:t>AZ-B</w:t>
+            </w:r>
+          </w:p>
+        </w:tc>
+        <w:tc>
+          <w:tcPr>
+            <w:tcW w:type="dxa" w:w="1900"/>
+            <w:tcMar>
+              <w:top w:w="80" w:type="dxa"/>
+              <w:start w:w="110" w:type="dxa"/>
+              <w:bottom w:w="80" w:type="dxa"/>
+              <w:end w:w="110" w:type="dxa"/>
+            </w:tcMar>
+          </w:tcPr>
+          <w:p>
+            <w:pPr>
+              <w:spacing w:after="0"/>
+            </w:pPr>
+            <w:r>
+              <w:rPr>
+                <w:rFonts w:ascii="Arial Unicode MS" w:hAnsi="Arial Unicode MS" w:eastAsia="Arial Unicode MS" w:cs="Arial Unicode MS"/>
+                <w:b w:val="0"/>
+                <w:color w:val="1F2937"/>
+                <w:sz w:val="17"/>
+              </w:rPr>
+              <w:t>Private B</w:t>
+            </w:r>
+          </w:p>
+        </w:tc>
+        <w:tc>
+          <w:tcPr>
+            <w:tcW w:type="dxa" w:w="1900"/>
+            <w:tcMar>
+              <w:top w:w="80" w:type="dxa"/>
+              <w:start w:w="110" w:type="dxa"/>
+              <w:bottom w:w="80" w:type="dxa"/>
+              <w:end w:w="110" w:type="dxa"/>
+            </w:tcMar>
+          </w:tcPr>
+          <w:p>
+            <w:pPr>
+              <w:spacing w:after="0"/>
+            </w:pPr>
+            <w:r>
+              <w:rPr>
+                <w:rFonts w:ascii="Arial Unicode MS" w:hAnsi="Arial Unicode MS" w:eastAsia="Arial Unicode MS" w:cs="Arial Unicode MS"/>
+                <w:b w:val="0"/>
+                <w:color w:val="1F2937"/>
+                <w:sz w:val="17"/>
+              </w:rPr>
+              <w:t>10.30.3.0/24</w:t>
+            </w:r>
+          </w:p>
+        </w:tc>
+        <w:tc>
+          <w:tcPr>
+            <w:tcW w:type="dxa" w:w="4260"/>
+            <w:tcMar>
+              <w:top w:w="80" w:type="dxa"/>
+              <w:start w:w="110" w:type="dxa"/>
+              <w:bottom w:w="80" w:type="dxa"/>
+              <w:end w:w="110" w:type="dxa"/>
+            </w:tcMar>
+          </w:tcPr>
+          <w:p>
+            <w:pPr>
+              <w:spacing w:after="0"/>
+            </w:pPr>
+            <w:r>
+              <w:rPr>
+                <w:rFonts w:ascii="Arial Unicode MS" w:hAnsi="Arial Unicode MS" w:eastAsia="Arial Unicode MS" w:cs="Arial Unicode MS"/>
+                <w:b w:val="0"/>
+                <w:color w:val="1F2937"/>
+                <w:sz w:val="17"/>
+              </w:rPr>
+              <w:t>KKE-B×2, GPU-B, DB Standby</w:t>
+            </w:r>
+          </w:p>
+        </w:tc>
+      </w:tr>
+    </w:tbl>
+    <w:p>
+      <w:pPr>
+        <w:pStyle w:val="Heading1"/>
+      </w:pPr>
+      <w:r>
+        <w:rPr>
+          <w:rFonts w:ascii="Arial Unicode MS" w:hAnsi="Arial Unicode MS" w:eastAsia="Arial Unicode MS" w:cs="Arial Unicode MS"/>
+        </w:rPr>
+        <w:t>2. 장애 격리 방식</w:t>
+      </w:r>
+    </w:p>
+    <w:p>
+      <w:pPr>
+        <w:pStyle w:val="ListBullet"/>
+      </w:pPr>
+      <w:r>
+        <w:rPr>
+          <w:rFonts w:ascii="Arial Unicode MS" w:hAnsi="Arial Unicode MS" w:eastAsia="Arial Unicode MS" w:cs="Arial Unicode MS"/>
+          <w:b w:val="0"/>
+          <w:color w:val="1F2937"/>
+          <w:sz w:val="19"/>
+        </w:rPr>
+        <w:t>Public HA Group은 두 영역의 ALB 노드를 묶어 단일 서비스 진입점을 제공합니다.</w:t>
+      </w:r>
+    </w:p>
+    <w:p>
+      <w:pPr>
+        <w:pStyle w:val="ListBullet"/>
+      </w:pPr>
+      <w:r>
+        <w:rPr>
+          <w:rFonts w:ascii="Arial Unicode MS" w:hAnsi="Arial Unicode MS" w:eastAsia="Arial Unicode MS" w:cs="Arial Unicode MS"/>
+          <w:b w:val="0"/>
+          <w:color w:val="1F2937"/>
+          <w:sz w:val="19"/>
+        </w:rPr>
+        <w:t>KKE Worker는 영역별 2대로 구성되어 Frontend·Backend·Ingress Pod를 분산 배치합니다.</w:t>
+      </w:r>
+    </w:p>
+    <w:p>
+      <w:pPr>
+        <w:pStyle w:val="ListBullet"/>
+      </w:pPr>
+      <w:r>
+        <w:rPr>
+          <w:rFonts w:ascii="Arial Unicode MS" w:hAnsi="Arial Unicode MS" w:eastAsia="Arial Unicode MS" w:cs="Arial Unicode MS"/>
+          <w:b w:val="0"/>
+          <w:color w:val="1F2937"/>
+          <w:sz w:val="19"/>
+        </w:rPr>
+        <w:t>Internal AI ALB는 /health 응답을 기준으로 GPU API 대상의 상태를 확인합니다.</w:t>
+      </w:r>
+    </w:p>
+    <w:p>
+      <w:pPr>
+        <w:pStyle w:val="ListBullet"/>
+      </w:pPr>
+      <w:r>
+        <w:rPr>
+          <w:rFonts w:ascii="Arial Unicode MS" w:hAnsi="Arial Unicode MS" w:eastAsia="Arial Unicode MS" w:cs="Arial Unicode MS"/>
+          <w:b w:val="0"/>
+          <w:color w:val="1F2937"/>
+          <w:sz w:val="19"/>
+        </w:rPr>
+        <w:t>DB Standby는 read-only이며, Primary 장애 시 운영자가 수동 승격하는 방식입니다.</w:t>
+      </w:r>
+    </w:p>
+    <w:p>
+      <w:pPr>
+        <w:pStyle w:val="Heading1"/>
+      </w:pPr>
+      <w:r>
+        <w:rPr>
+          <w:rFonts w:ascii="Arial Unicode MS" w:hAnsi="Arial Unicode MS" w:eastAsia="Arial Unicode MS" w:cs="Arial Unicode MS"/>
+        </w:rPr>
+        <w:t>3. 완료된 검증</w:t>
+      </w:r>
+    </w:p>
+    <w:tbl>
+      <w:tblPr>
+        <w:tblStyle w:val="TableGrid"/>
+        <w:tblW w:type="dxa" w:w="9360"/>
+        <w:jc w:val="center"/>
+        <w:tblLayout w:type="fixed"/>
+        <w:tblLook w:firstColumn="1" w:firstRow="1" w:lastColumn="0" w:lastRow="0" w:noHBand="0" w:noVBand="1" w:val="04A0"/>
+      </w:tblPr>
+      <w:tblGrid>
+        <w:gridCol w:w="2500"/>
+        <w:gridCol w:w="6860"/>
+      </w:tblGrid>
+      <w:tr>
+        <w:trPr>
+          <w:tblHeader w:val="true"/>
+        </w:trPr>
+        <w:tc>
+          <w:tcPr>
+            <w:tcW w:type="dxa" w:w="2500"/>
+            <w:vAlign w:val="center"/>
+            <w:shd w:fill="F2F4F7"/>
+            <w:tcMar>
+              <w:top w:w="80" w:type="dxa"/>
+              <w:start w:w="110" w:type="dxa"/>
+              <w:bottom w:w="80" w:type="dxa"/>
+              <w:end w:w="110" w:type="dxa"/>
+            </w:tcMar>
+          </w:tcPr>
+          <w:p>
+            <w:pPr>
+              <w:spacing w:after="0"/>
+            </w:pPr>
+            <w:r>
+              <w:rPr>
+                <w:rFonts w:ascii="Arial Unicode MS" w:hAnsi="Arial Unicode MS" w:eastAsia="Arial Unicode MS" w:cs="Arial Unicode MS"/>
+                <w:b/>
+                <w:color w:val="17324D"/>
+                <w:sz w:val="17"/>
+              </w:rPr>
+              <w:t>검증 항목</w:t>
+            </w:r>
+          </w:p>
+        </w:tc>
+        <w:tc>
+          <w:tcPr>
+            <w:tcW w:type="dxa" w:w="6860"/>
+            <w:vAlign w:val="center"/>
+            <w:shd w:fill="F2F4F7"/>
+            <w:tcMar>
+              <w:top w:w="80" w:type="dxa"/>
+              <w:start w:w="110" w:type="dxa"/>
+              <w:bottom w:w="80" w:type="dxa"/>
+              <w:end w:w="110" w:type="dxa"/>
+            </w:tcMar>
+          </w:tcPr>
+          <w:p>
+            <w:pPr>
+              <w:spacing w:after="0"/>
+            </w:pPr>
+            <w:r>
+              <w:rPr>
+                <w:rFonts w:ascii="Arial Unicode MS" w:hAnsi="Arial Unicode MS" w:eastAsia="Arial Unicode MS" w:cs="Arial Unicode MS"/>
+                <w:b/>
+                <w:color w:val="17324D"/>
+                <w:sz w:val="17"/>
+              </w:rPr>
+              <w:t>결과</w:t>
+            </w:r>
+          </w:p>
+        </w:tc>
+      </w:tr>
+      <w:tr>
+        <w:tc>
+          <w:tcPr>
+            <w:tcW w:type="dxa" w:w="2500"/>
+            <w:tcMar>
+              <w:top w:w="80" w:type="dxa"/>
+              <w:start w:w="110" w:type="dxa"/>
+              <w:bottom w:w="80" w:type="dxa"/>
+              <w:end w:w="110" w:type="dxa"/>
+            </w:tcMar>
+          </w:tcPr>
+          <w:p>
+            <w:pPr>
+              <w:spacing w:after="0"/>
+            </w:pPr>
+            <w:r>
+              <w:rPr>
+                <w:rFonts w:ascii="Arial Unicode MS" w:hAnsi="Arial Unicode MS" w:eastAsia="Arial Unicode MS" w:cs="Arial Unicode MS"/>
+                <w:b w:val="0"/>
+                <w:color w:val="1F2937"/>
+                <w:sz w:val="17"/>
+              </w:rPr>
+              <w:t>KKE</w:t>
+            </w:r>
+          </w:p>
+        </w:tc>
+        <w:tc>
+          <w:tcPr>
+            <w:tcW w:type="dxa" w:w="6860"/>
+            <w:tcMar>
+              <w:top w:w="80" w:type="dxa"/>
+              <w:start w:w="110" w:type="dxa"/>
+              <w:bottom w:w="80" w:type="dxa"/>
+              <w:end w:w="110" w:type="dxa"/>
+            </w:tcMar>
+          </w:tcPr>
+          <w:p>
+            <w:pPr>
+              <w:spacing w:after="0"/>
+            </w:pPr>
+            <w:r>
+              <w:rPr>
+                <w:rFonts w:ascii="Arial Unicode MS" w:hAnsi="Arial Unicode MS" w:eastAsia="Arial Unicode MS" w:cs="Arial Unicode MS"/>
+                <w:b w:val="0"/>
+                <w:color w:val="1F2937"/>
+                <w:sz w:val="17"/>
+              </w:rPr>
+              <w:t>Worker 4대 Ready, Pod 영역 분산, PDB·topology spread 적용</w:t>
+            </w:r>
+          </w:p>
+        </w:tc>
+      </w:tr>
+      <w:tr>
+        <w:tc>
+          <w:tcPr>
+            <w:tcW w:type="dxa" w:w="2500"/>
+            <w:tcMar>
+              <w:top w:w="80" w:type="dxa"/>
+              <w:start w:w="110" w:type="dxa"/>
+              <w:bottom w:w="80" w:type="dxa"/>
+              <w:end w:w="110" w:type="dxa"/>
+            </w:tcMar>
+          </w:tcPr>
+          <w:p>
+            <w:pPr>
+              <w:spacing w:after="0"/>
+            </w:pPr>
+            <w:r>
+              <w:rPr>
+                <w:rFonts w:ascii="Arial Unicode MS" w:hAnsi="Arial Unicode MS" w:eastAsia="Arial Unicode MS" w:cs="Arial Unicode MS"/>
+                <w:b w:val="0"/>
+                <w:color w:val="1F2937"/>
+                <w:sz w:val="17"/>
+              </w:rPr>
+              <w:t>외부 경로</w:t>
+            </w:r>
+          </w:p>
+        </w:tc>
+        <w:tc>
+          <w:tcPr>
+            <w:tcW w:type="dxa" w:w="6860"/>
+            <w:tcMar>
+              <w:top w:w="80" w:type="dxa"/>
+              <w:start w:w="110" w:type="dxa"/>
+              <w:bottom w:w="80" w:type="dxa"/>
+              <w:end w:w="110" w:type="dxa"/>
+            </w:tcMar>
+          </w:tcPr>
+          <w:p>
+            <w:pPr>
+              <w:spacing w:after="0"/>
+            </w:pPr>
+            <w:r>
+              <w:rPr>
+                <w:rFonts w:ascii="Arial Unicode MS" w:hAnsi="Arial Unicode MS" w:eastAsia="Arial Unicode MS" w:cs="Arial Unicode MS"/>
+                <w:b w:val="0"/>
+                <w:color w:val="1F2937"/>
+                <w:sz w:val="17"/>
+              </w:rPr>
+              <w:t>Public HA/DNS 2개 IP 및 Frontend/Backend HTTP 200 확인</w:t>
+            </w:r>
+          </w:p>
+        </w:tc>
+      </w:tr>
+      <w:tr>
+        <w:tc>
+          <w:tcPr>
+            <w:tcW w:type="dxa" w:w="2500"/>
+            <w:tcMar>
+              <w:top w:w="80" w:type="dxa"/>
+              <w:start w:w="110" w:type="dxa"/>
+              <w:bottom w:w="80" w:type="dxa"/>
+              <w:end w:w="110" w:type="dxa"/>
+            </w:tcMar>
+          </w:tcPr>
+          <w:p>
+            <w:pPr>
+              <w:spacing w:after="0"/>
+            </w:pPr>
+            <w:r>
+              <w:rPr>
+                <w:rFonts w:ascii="Arial Unicode MS" w:hAnsi="Arial Unicode MS" w:eastAsia="Arial Unicode MS" w:cs="Arial Unicode MS"/>
+                <w:b w:val="0"/>
+                <w:color w:val="1F2937"/>
+                <w:sz w:val="17"/>
+              </w:rPr>
+              <w:t>AI 경로</w:t>
+            </w:r>
+          </w:p>
+        </w:tc>
+        <w:tc>
+          <w:tcPr>
+            <w:tcW w:type="dxa" w:w="6860"/>
+            <w:tcMar>
+              <w:top w:w="80" w:type="dxa"/>
+              <w:start w:w="110" w:type="dxa"/>
+              <w:bottom w:w="80" w:type="dxa"/>
+              <w:end w:w="110" w:type="dxa"/>
+            </w:tcMar>
+          </w:tcPr>
+          <w:p>
+            <w:pPr>
+              <w:spacing w:after="0"/>
+            </w:pPr>
+            <w:r>
+              <w:rPr>
+                <w:rFonts w:ascii="Arial Unicode MS" w:hAnsi="Arial Unicode MS" w:eastAsia="Arial Unicode MS" w:cs="Arial Unicode MS"/>
+                <w:b w:val="0"/>
+                <w:color w:val="1F2937"/>
+                <w:sz w:val="17"/>
+              </w:rPr>
+              <w:t>Internal AI LB 대상 정상, GPU-A/B API health 확인</w:t>
+            </w:r>
+          </w:p>
+        </w:tc>
+      </w:tr>
+      <w:tr>
+        <w:tc>
+          <w:tcPr>
+            <w:tcW w:type="dxa" w:w="2500"/>
+            <w:tcMar>
+              <w:top w:w="80" w:type="dxa"/>
+              <w:start w:w="110" w:type="dxa"/>
+              <w:bottom w:w="80" w:type="dxa"/>
+              <w:end w:w="110" w:type="dxa"/>
+            </w:tcMar>
+          </w:tcPr>
+          <w:p>
+            <w:pPr>
+              <w:spacing w:after="0"/>
+            </w:pPr>
+            <w:r>
+              <w:rPr>
+                <w:rFonts w:ascii="Arial Unicode MS" w:hAnsi="Arial Unicode MS" w:eastAsia="Arial Unicode MS" w:cs="Arial Unicode MS"/>
+                <w:b w:val="0"/>
+                <w:color w:val="1F2937"/>
+                <w:sz w:val="17"/>
+              </w:rPr>
+              <w:t>DB 복제</w:t>
+            </w:r>
+          </w:p>
+        </w:tc>
+        <w:tc>
+          <w:tcPr>
+            <w:tcW w:type="dxa" w:w="6860"/>
+            <w:tcMar>
+              <w:top w:w="80" w:type="dxa"/>
+              <w:start w:w="110" w:type="dxa"/>
+              <w:bottom w:w="80" w:type="dxa"/>
+              <w:end w:w="110" w:type="dxa"/>
+            </w:tcMar>
+          </w:tcPr>
+          <w:p>
+            <w:pPr>
+              <w:spacing w:after="0"/>
+            </w:pPr>
+            <w:r>
+              <w:rPr>
+                <w:rFonts w:ascii="Arial Unicode MS" w:hAnsi="Arial Unicode MS" w:eastAsia="Arial Unicode MS" w:cs="Arial Unicode MS"/>
+                <w:b w:val="0"/>
+                <w:color w:val="1F2937"/>
+                <w:sz w:val="17"/>
+              </w:rPr>
+              <w:t>PostgreSQL 17.11 비동기 streaming, Standby read-only 확인</w:t>
+            </w:r>
+          </w:p>
+        </w:tc>
+      </w:tr>
+    </w:tbl>
+    <w:tbl>
+      <w:tblPr>
+        <w:tblW w:type="dxa" w:w="9360"/>
+        <w:jc w:val="center"/>
+        <w:tblLayout w:type="fixed"/>
+        <w:tblLook w:firstColumn="1" w:firstRow="1" w:lastColumn="0" w:lastRow="0" w:noHBand="0" w:noVBand="1" w:val="04A0"/>
+      </w:tblPr>
+      <w:tblGrid>
+        <w:gridCol w:w="180"/>
+        <w:gridCol w:w="9180"/>
+      </w:tblGrid>
+      <w:tr>
+        <w:tc>
+          <w:tcPr>
+            <w:tcW w:type="dxa" w:w="180"/>
+            <w:vAlign w:val="center"/>
+            <w:shd w:fill="2E74B5"/>
+            <w:tcMar>
+              <w:top w:w="105" w:type="dxa"/>
+              <w:start w:w="125" w:type="dxa"/>
+              <w:bottom w:w="105" w:type="dxa"/>
+              <w:end w:w="125" w:type="dxa"/>
+            </w:tcMar>
+          </w:tcPr>
+          <w:p/>
+        </w:tc>
+        <w:tc>
+          <w:tcPr>
+            <w:tcW w:type="dxa" w:w="9180"/>
+            <w:vAlign w:val="center"/>
+            <w:shd w:fill="EAF2F8"/>
+            <w:tcMar>
+              <w:top w:w="105" w:type="dxa"/>
+              <w:start w:w="125" w:type="dxa"/>
+              <w:bottom w:w="105" w:type="dxa"/>
+              <w:end w:w="125" w:type="dxa"/>
+            </w:tcMar>
+          </w:tcPr>
+          <w:p>
+            <w:pPr>
+              <w:spacing w:after="0"/>
+            </w:pPr>
+            <w:r>
+              <w:rPr>
+                <w:rFonts w:ascii="Arial Unicode MS" w:hAnsi="Arial Unicode MS" w:eastAsia="Arial Unicode MS" w:cs="Arial Unicode MS"/>
+                <w:b/>
+                <w:color w:val="17324D"/>
+                <w:sz w:val="19"/>
+              </w:rPr>
+              <w:t>보안 경계: 외부에는 Public HA의 80/443만 노출하고 GPU·DB·KKE 노드는 Private Subnet에서 내부 통신만 허용합니다.</w:t>
+            </w:r>
+          </w:p>
+        </w:tc>
+      </w:tr>
+    </w:tbl>
+    <w:p>
+      <w:pPr>
+        <w:spacing w:after="20"/>
+      </w:pPr>
+    </w:p>
+    <w:p>
+      <w:r>
+        <w:rPr>
+          <w:rFonts w:ascii="Arial Unicode MS" w:hAnsi="Arial Unicode MS" w:eastAsia="Arial Unicode MS" w:cs="Arial Unicode MS"/>
+        </w:rPr>
         <w:br w:type="page"/>
       </w:r>
     </w:p>
     <w:p>
       <w:pPr>
-        <w:spacing w:after="0"/>
-        <w:jc w:val="center"/>
+        <w:spacing w:after="100"/>
       </w:pPr>
       <w:r>
-        <w:drawing>
-          <wp:inline xmlns:a="http://schemas.openxmlformats.org/drawingml/2006/main" xmlns:pic="http://schemas.openxmlformats.org/drawingml/2006/picture">
-            <wp:extent cx="7196328" cy="10173452"/>
-            <wp:docPr id="3" name="Picture 3"/>
-            <wp:cNvGraphicFramePr>
-              <a:graphicFrameLocks noChangeAspect="1"/>
-            </wp:cNvGraphicFramePr>
-            <a:graphic>
-              <a:graphicData uri="http://schemas.openxmlformats.org/drawingml/2006/picture">
-                <pic:pic>
-                  <pic:nvPicPr>
-                    <pic:cNvPr id="0" name="page-3.png"/>
-                    <pic:cNvPicPr/>
-                  </pic:nvPicPr>
-                  <pic:blipFill>
-                    <a:blip r:embed="rId11"/>
-                    <a:stretch>
-                      <a:fillRect/>
-                    </a:stretch>
-                  </pic:blipFill>
-                  <pic:spPr>
-                    <a:xfrm>
-                      <a:off x="0" y="0"/>
-                      <a:ext cx="7196328" cy="10173452"/>
-                    </a:xfrm>
-                    <a:prstGeom prst="rect"/>
-                  </pic:spPr>
-                </pic:pic>
-              </a:graphicData>
-            </a:graphic>
-          </wp:inline>
-        </w:drawing>
+        <w:rPr>
+          <w:rFonts w:ascii="Arial Unicode MS" w:hAnsi="Arial Unicode MS" w:eastAsia="Arial Unicode MS" w:cs="Arial Unicode MS"/>
+          <w:b/>
+          <w:caps/>
+          <w:color w:val="F59E0B"/>
+          <w:sz w:val="18"/>
+        </w:rPr>
+        <w:t>OPERATIONS &amp; REMAINING TESTS</w:t>
+      </w:r>
+    </w:p>
+    <w:p>
+      <w:pPr>
+        <w:pStyle w:val="Title"/>
+      </w:pPr>
+      <w:r>
+        <w:rPr>
+          <w:rFonts w:ascii="Arial Unicode MS" w:hAnsi="Arial Unicode MS" w:eastAsia="Arial Unicode MS" w:cs="Arial Unicode MS"/>
+        </w:rPr>
+        <w:t>운영 기준과 남은 검증</w:t>
+      </w:r>
+    </w:p>
+    <w:p>
+      <w:pPr>
+        <w:pStyle w:val="Heading1"/>
+      </w:pPr>
+      <w:r>
+        <w:rPr>
+          <w:rFonts w:ascii="Arial Unicode MS" w:hAnsi="Arial Unicode MS" w:eastAsia="Arial Unicode MS" w:cs="Arial Unicode MS"/>
+        </w:rPr>
+        <w:t>1. 운영 전환 기준</w:t>
+      </w:r>
+    </w:p>
+    <w:p>
+      <w:pPr>
+        <w:pStyle w:val="ListBullet"/>
+      </w:pPr>
+      <w:r>
+        <w:rPr>
+          <w:rFonts w:ascii="Arial Unicode MS" w:hAnsi="Arial Unicode MS" w:eastAsia="Arial Unicode MS" w:cs="Arial Unicode MS"/>
+          <w:b w:val="0"/>
+          <w:color w:val="1F2937"/>
+          <w:sz w:val="19"/>
+        </w:rPr>
+        <w:t>Public LB는 HTTP 80을 HTTPS 443으로 리다이렉트하고, TLS 인증서는 movieverse.cloud에 연결합니다.</w:t>
+      </w:r>
+    </w:p>
+    <w:p>
+      <w:pPr>
+        <w:pStyle w:val="ListBullet"/>
+      </w:pPr>
+      <w:r>
+        <w:rPr>
+          <w:rFonts w:ascii="Arial Unicode MS" w:hAnsi="Arial Unicode MS" w:eastAsia="Arial Unicode MS" w:cs="Arial Unicode MS"/>
+          <w:b w:val="0"/>
+          <w:color w:val="1F2937"/>
+          <w:sz w:val="19"/>
+        </w:rPr>
+        <w:t>Internal AI LB의 DNS 이름을 Backend의 AI_BASE_URL로 사용합니다.</w:t>
+      </w:r>
+    </w:p>
+    <w:p>
+      <w:pPr>
+        <w:pStyle w:val="ListBullet"/>
+      </w:pPr>
+      <w:r>
+        <w:rPr>
+          <w:rFonts w:ascii="Arial Unicode MS" w:hAnsi="Arial Unicode MS" w:eastAsia="Arial Unicode MS" w:cs="Arial Unicode MS"/>
+          <w:b w:val="0"/>
+          <w:color w:val="1F2937"/>
+          <w:sz w:val="19"/>
+        </w:rPr>
+        <w:t>DB 쓰기는 Primary에만 수행하고 Standby는 장애 복구·복제 검증 용도로 유지합니다.</w:t>
+      </w:r>
+    </w:p>
+    <w:p>
+      <w:pPr>
+        <w:pStyle w:val="ListBullet"/>
+      </w:pPr>
+      <w:r>
+        <w:rPr>
+          <w:rFonts w:ascii="Arial Unicode MS" w:hAnsi="Arial Unicode MS" w:eastAsia="Arial Unicode MS" w:cs="Arial Unicode MS"/>
+          <w:b w:val="0"/>
+          <w:color w:val="1F2937"/>
+          <w:sz w:val="19"/>
+        </w:rPr>
+        <w:t>NAT+Bastion은 관리 접속과 Private 인스턴스 아웃바운드의 공용 역할을 수행합니다.</w:t>
+      </w:r>
+    </w:p>
+    <w:p>
+      <w:pPr>
+        <w:pStyle w:val="Heading1"/>
+      </w:pPr>
+      <w:r>
+        <w:rPr>
+          <w:rFonts w:ascii="Arial Unicode MS" w:hAnsi="Arial Unicode MS" w:eastAsia="Arial Unicode MS" w:cs="Arial Unicode MS"/>
+        </w:rPr>
+        <w:t>2. 확인된 제약</w:t>
+      </w:r>
+    </w:p>
+    <w:tbl>
+      <w:tblPr>
+        <w:tblStyle w:val="TableGrid"/>
+        <w:tblW w:type="dxa" w:w="9360"/>
+        <w:jc w:val="center"/>
+        <w:tblLayout w:type="fixed"/>
+        <w:tblLook w:firstColumn="1" w:firstRow="1" w:lastColumn="0" w:lastRow="0" w:noHBand="0" w:noVBand="1" w:val="04A0"/>
+      </w:tblPr>
+      <w:tblGrid>
+        <w:gridCol w:w="1800"/>
+        <w:gridCol w:w="2500"/>
+        <w:gridCol w:w="5060"/>
+      </w:tblGrid>
+      <w:tr>
+        <w:trPr>
+          <w:tblHeader w:val="true"/>
+        </w:trPr>
+        <w:tc>
+          <w:tcPr>
+            <w:tcW w:type="dxa" w:w="1800"/>
+            <w:vAlign w:val="center"/>
+            <w:shd w:fill="F2F4F7"/>
+            <w:tcMar>
+              <w:top w:w="80" w:type="dxa"/>
+              <w:start w:w="110" w:type="dxa"/>
+              <w:bottom w:w="80" w:type="dxa"/>
+              <w:end w:w="110" w:type="dxa"/>
+            </w:tcMar>
+          </w:tcPr>
+          <w:p>
+            <w:pPr>
+              <w:spacing w:after="0"/>
+            </w:pPr>
+            <w:r>
+              <w:rPr>
+                <w:rFonts w:ascii="Arial Unicode MS" w:hAnsi="Arial Unicode MS" w:eastAsia="Arial Unicode MS" w:cs="Arial Unicode MS"/>
+                <w:b/>
+                <w:color w:val="17324D"/>
+                <w:sz w:val="17"/>
+              </w:rPr>
+              <w:t>항목</w:t>
+            </w:r>
+          </w:p>
+        </w:tc>
+        <w:tc>
+          <w:tcPr>
+            <w:tcW w:type="dxa" w:w="2500"/>
+            <w:vAlign w:val="center"/>
+            <w:shd w:fill="F2F4F7"/>
+            <w:tcMar>
+              <w:top w:w="80" w:type="dxa"/>
+              <w:start w:w="110" w:type="dxa"/>
+              <w:bottom w:w="80" w:type="dxa"/>
+              <w:end w:w="110" w:type="dxa"/>
+            </w:tcMar>
+          </w:tcPr>
+          <w:p>
+            <w:pPr>
+              <w:spacing w:after="0"/>
+            </w:pPr>
+            <w:r>
+              <w:rPr>
+                <w:rFonts w:ascii="Arial Unicode MS" w:hAnsi="Arial Unicode MS" w:eastAsia="Arial Unicode MS" w:cs="Arial Unicode MS"/>
+                <w:b/>
+                <w:color w:val="17324D"/>
+                <w:sz w:val="17"/>
+              </w:rPr>
+              <w:t>현재 상태</w:t>
+            </w:r>
+          </w:p>
+        </w:tc>
+        <w:tc>
+          <w:tcPr>
+            <w:tcW w:type="dxa" w:w="5060"/>
+            <w:vAlign w:val="center"/>
+            <w:shd w:fill="F2F4F7"/>
+            <w:tcMar>
+              <w:top w:w="80" w:type="dxa"/>
+              <w:start w:w="110" w:type="dxa"/>
+              <w:bottom w:w="80" w:type="dxa"/>
+              <w:end w:w="110" w:type="dxa"/>
+            </w:tcMar>
+          </w:tcPr>
+          <w:p>
+            <w:pPr>
+              <w:spacing w:after="0"/>
+            </w:pPr>
+            <w:r>
+              <w:rPr>
+                <w:rFonts w:ascii="Arial Unicode MS" w:hAnsi="Arial Unicode MS" w:eastAsia="Arial Unicode MS" w:cs="Arial Unicode MS"/>
+                <w:b/>
+                <w:color w:val="17324D"/>
+                <w:sz w:val="17"/>
+              </w:rPr>
+              <w:t>후속 조치</w:t>
+            </w:r>
+          </w:p>
+        </w:tc>
+      </w:tr>
+      <w:tr>
+        <w:tc>
+          <w:tcPr>
+            <w:tcW w:type="dxa" w:w="1800"/>
+            <w:tcMar>
+              <w:top w:w="80" w:type="dxa"/>
+              <w:start w:w="110" w:type="dxa"/>
+              <w:bottom w:w="80" w:type="dxa"/>
+              <w:end w:w="110" w:type="dxa"/>
+            </w:tcMar>
+          </w:tcPr>
+          <w:p>
+            <w:pPr>
+              <w:spacing w:after="0"/>
+            </w:pPr>
+            <w:r>
+              <w:rPr>
+                <w:rFonts w:ascii="Arial Unicode MS" w:hAnsi="Arial Unicode MS" w:eastAsia="Arial Unicode MS" w:cs="Arial Unicode MS"/>
+                <w:b w:val="0"/>
+                <w:color w:val="1F2937"/>
+                <w:sz w:val="17"/>
+              </w:rPr>
+              <w:t>DB 전환</w:t>
+            </w:r>
+          </w:p>
+        </w:tc>
+        <w:tc>
+          <w:tcPr>
+            <w:tcW w:type="dxa" w:w="2500"/>
+            <w:tcMar>
+              <w:top w:w="80" w:type="dxa"/>
+              <w:start w:w="110" w:type="dxa"/>
+              <w:bottom w:w="80" w:type="dxa"/>
+              <w:end w:w="110" w:type="dxa"/>
+            </w:tcMar>
+          </w:tcPr>
+          <w:p>
+            <w:pPr>
+              <w:spacing w:after="0"/>
+            </w:pPr>
+            <w:r>
+              <w:rPr>
+                <w:rFonts w:ascii="Arial Unicode MS" w:hAnsi="Arial Unicode MS" w:eastAsia="Arial Unicode MS" w:cs="Arial Unicode MS"/>
+                <w:b w:val="0"/>
+                <w:color w:val="1F2937"/>
+                <w:sz w:val="17"/>
+              </w:rPr>
+              <w:t>수동 승격</w:t>
+            </w:r>
+          </w:p>
+        </w:tc>
+        <w:tc>
+          <w:tcPr>
+            <w:tcW w:type="dxa" w:w="5060"/>
+            <w:tcMar>
+              <w:top w:w="80" w:type="dxa"/>
+              <w:start w:w="110" w:type="dxa"/>
+              <w:bottom w:w="80" w:type="dxa"/>
+              <w:end w:w="110" w:type="dxa"/>
+            </w:tcMar>
+          </w:tcPr>
+          <w:p>
+            <w:pPr>
+              <w:spacing w:after="0"/>
+            </w:pPr>
+            <w:r>
+              <w:rPr>
+                <w:rFonts w:ascii="Arial Unicode MS" w:hAnsi="Arial Unicode MS" w:eastAsia="Arial Unicode MS" w:cs="Arial Unicode MS"/>
+                <w:b w:val="0"/>
+                <w:color w:val="1F2937"/>
+                <w:sz w:val="17"/>
+              </w:rPr>
+              <w:t>장애 훈련 후 자동화 여부 결정</w:t>
+            </w:r>
+          </w:p>
+        </w:tc>
+      </w:tr>
+      <w:tr>
+        <w:tc>
+          <w:tcPr>
+            <w:tcW w:type="dxa" w:w="1800"/>
+            <w:tcMar>
+              <w:top w:w="80" w:type="dxa"/>
+              <w:start w:w="110" w:type="dxa"/>
+              <w:bottom w:w="80" w:type="dxa"/>
+              <w:end w:w="110" w:type="dxa"/>
+            </w:tcMar>
+          </w:tcPr>
+          <w:p>
+            <w:pPr>
+              <w:spacing w:after="0"/>
+            </w:pPr>
+            <w:r>
+              <w:rPr>
+                <w:rFonts w:ascii="Arial Unicode MS" w:hAnsi="Arial Unicode MS" w:eastAsia="Arial Unicode MS" w:cs="Arial Unicode MS"/>
+                <w:b w:val="0"/>
+                <w:color w:val="1F2937"/>
+                <w:sz w:val="17"/>
+              </w:rPr>
+              <w:t>DB Standby 볼륨</w:t>
+            </w:r>
+          </w:p>
+        </w:tc>
+        <w:tc>
+          <w:tcPr>
+            <w:tcW w:type="dxa" w:w="2500"/>
+            <w:tcMar>
+              <w:top w:w="80" w:type="dxa"/>
+              <w:start w:w="110" w:type="dxa"/>
+              <w:bottom w:w="80" w:type="dxa"/>
+              <w:end w:w="110" w:type="dxa"/>
+            </w:tcMar>
+          </w:tcPr>
+          <w:p>
+            <w:pPr>
+              <w:spacing w:after="0"/>
+            </w:pPr>
+            <w:r>
+              <w:rPr>
+                <w:rFonts w:ascii="Arial Unicode MS" w:hAnsi="Arial Unicode MS" w:eastAsia="Arial Unicode MS" w:cs="Arial Unicode MS"/>
+                <w:b w:val="0"/>
+                <w:color w:val="1F2937"/>
+                <w:sz w:val="17"/>
+              </w:rPr>
+              <w:t>루트 50GB</w:t>
+            </w:r>
+          </w:p>
+        </w:tc>
+        <w:tc>
+          <w:tcPr>
+            <w:tcW w:type="dxa" w:w="5060"/>
+            <w:tcMar>
+              <w:top w:w="80" w:type="dxa"/>
+              <w:start w:w="110" w:type="dxa"/>
+              <w:bottom w:w="80" w:type="dxa"/>
+              <w:end w:w="110" w:type="dxa"/>
+            </w:tcMar>
+          </w:tcPr>
+          <w:p>
+            <w:pPr>
+              <w:spacing w:after="0"/>
+            </w:pPr>
+            <w:r>
+              <w:rPr>
+                <w:rFonts w:ascii="Arial Unicode MS" w:hAnsi="Arial Unicode MS" w:eastAsia="Arial Unicode MS" w:cs="Arial Unicode MS"/>
+                <w:b w:val="0"/>
+                <w:color w:val="1F2937"/>
+                <w:sz w:val="17"/>
+              </w:rPr>
+              <w:t>운영 장기화 시 100GB 이상 확장</w:t>
+            </w:r>
+          </w:p>
+        </w:tc>
+      </w:tr>
+      <w:tr>
+        <w:tc>
+          <w:tcPr>
+            <w:tcW w:type="dxa" w:w="1800"/>
+            <w:tcMar>
+              <w:top w:w="80" w:type="dxa"/>
+              <w:start w:w="110" w:type="dxa"/>
+              <w:bottom w:w="80" w:type="dxa"/>
+              <w:end w:w="110" w:type="dxa"/>
+            </w:tcMar>
+          </w:tcPr>
+          <w:p>
+            <w:pPr>
+              <w:spacing w:after="0"/>
+            </w:pPr>
+            <w:r>
+              <w:rPr>
+                <w:rFonts w:ascii="Arial Unicode MS" w:hAnsi="Arial Unicode MS" w:eastAsia="Arial Unicode MS" w:cs="Arial Unicode MS"/>
+                <w:b w:val="0"/>
+                <w:color w:val="1F2937"/>
+                <w:sz w:val="17"/>
+              </w:rPr>
+              <w:t>GPU 장애 전환</w:t>
+            </w:r>
+          </w:p>
+        </w:tc>
+        <w:tc>
+          <w:tcPr>
+            <w:tcW w:type="dxa" w:w="2500"/>
+            <w:tcMar>
+              <w:top w:w="80" w:type="dxa"/>
+              <w:start w:w="110" w:type="dxa"/>
+              <w:bottom w:w="80" w:type="dxa"/>
+              <w:end w:w="110" w:type="dxa"/>
+            </w:tcMar>
+          </w:tcPr>
+          <w:p>
+            <w:pPr>
+              <w:spacing w:after="0"/>
+            </w:pPr>
+            <w:r>
+              <w:rPr>
+                <w:rFonts w:ascii="Arial Unicode MS" w:hAnsi="Arial Unicode MS" w:eastAsia="Arial Unicode MS" w:cs="Arial Unicode MS"/>
+                <w:b w:val="0"/>
+                <w:color w:val="1F2937"/>
+                <w:sz w:val="17"/>
+              </w:rPr>
+              <w:t>LB 상태 확인 구성</w:t>
+            </w:r>
+          </w:p>
+        </w:tc>
+        <w:tc>
+          <w:tcPr>
+            <w:tcW w:type="dxa" w:w="5060"/>
+            <w:tcMar>
+              <w:top w:w="80" w:type="dxa"/>
+              <w:start w:w="110" w:type="dxa"/>
+              <w:bottom w:w="80" w:type="dxa"/>
+              <w:end w:w="110" w:type="dxa"/>
+            </w:tcMar>
+          </w:tcPr>
+          <w:p>
+            <w:pPr>
+              <w:spacing w:after="0"/>
+            </w:pPr>
+            <w:r>
+              <w:rPr>
+                <w:rFonts w:ascii="Arial Unicode MS" w:hAnsi="Arial Unicode MS" w:eastAsia="Arial Unicode MS" w:cs="Arial Unicode MS"/>
+                <w:b w:val="0"/>
+                <w:color w:val="1F2937"/>
+                <w:sz w:val="17"/>
+              </w:rPr>
+              <w:t>GPU-A 강제 중지 후 연속 요청 검증</w:t>
+            </w:r>
+          </w:p>
+        </w:tc>
+      </w:tr>
+      <w:tr>
+        <w:tc>
+          <w:tcPr>
+            <w:tcW w:type="dxa" w:w="1800"/>
+            <w:tcMar>
+              <w:top w:w="80" w:type="dxa"/>
+              <w:start w:w="110" w:type="dxa"/>
+              <w:bottom w:w="80" w:type="dxa"/>
+              <w:end w:w="110" w:type="dxa"/>
+            </w:tcMar>
+          </w:tcPr>
+          <w:p>
+            <w:pPr>
+              <w:spacing w:after="0"/>
+            </w:pPr>
+            <w:r>
+              <w:rPr>
+                <w:rFonts w:ascii="Arial Unicode MS" w:hAnsi="Arial Unicode MS" w:eastAsia="Arial Unicode MS" w:cs="Arial Unicode MS"/>
+                <w:b w:val="0"/>
+                <w:color w:val="1F2937"/>
+                <w:sz w:val="17"/>
+              </w:rPr>
+              <w:t>백업 복구</w:t>
+            </w:r>
+          </w:p>
+        </w:tc>
+        <w:tc>
+          <w:tcPr>
+            <w:tcW w:type="dxa" w:w="2500"/>
+            <w:tcMar>
+              <w:top w:w="80" w:type="dxa"/>
+              <w:start w:w="110" w:type="dxa"/>
+              <w:bottom w:w="80" w:type="dxa"/>
+              <w:end w:w="110" w:type="dxa"/>
+            </w:tcMar>
+          </w:tcPr>
+          <w:p>
+            <w:pPr>
+              <w:spacing w:after="0"/>
+            </w:pPr>
+            <w:r>
+              <w:rPr>
+                <w:rFonts w:ascii="Arial Unicode MS" w:hAnsi="Arial Unicode MS" w:eastAsia="Arial Unicode MS" w:cs="Arial Unicode MS"/>
+                <w:b w:val="0"/>
+                <w:color w:val="1F2937"/>
+                <w:sz w:val="17"/>
+              </w:rPr>
+              <w:t>Object Storage 사용</w:t>
+            </w:r>
+          </w:p>
+        </w:tc>
+        <w:tc>
+          <w:tcPr>
+            <w:tcW w:type="dxa" w:w="5060"/>
+            <w:tcMar>
+              <w:top w:w="80" w:type="dxa"/>
+              <w:start w:w="110" w:type="dxa"/>
+              <w:bottom w:w="80" w:type="dxa"/>
+              <w:end w:w="110" w:type="dxa"/>
+            </w:tcMar>
+          </w:tcPr>
+          <w:p>
+            <w:pPr>
+              <w:spacing w:after="0"/>
+            </w:pPr>
+            <w:r>
+              <w:rPr>
+                <w:rFonts w:ascii="Arial Unicode MS" w:hAnsi="Arial Unicode MS" w:eastAsia="Arial Unicode MS" w:cs="Arial Unicode MS"/>
+                <w:b w:val="0"/>
+                <w:color w:val="1F2937"/>
+                <w:sz w:val="17"/>
+              </w:rPr>
+              <w:t>복구 리허설과 RPO/RTO 확정</w:t>
+            </w:r>
+          </w:p>
+        </w:tc>
+      </w:tr>
+    </w:tbl>
+    <w:p>
+      <w:pPr>
+        <w:pStyle w:val="Heading1"/>
+      </w:pPr>
+      <w:r>
+        <w:rPr>
+          <w:rFonts w:ascii="Arial Unicode MS" w:hAnsi="Arial Unicode MS" w:eastAsia="Arial Unicode MS" w:cs="Arial Unicode MS"/>
+        </w:rPr>
+        <w:t>3. 발표 시 핵심 설명</w:t>
+      </w:r>
+    </w:p>
+    <w:tbl>
+      <w:tblPr>
+        <w:tblW w:type="dxa" w:w="9360"/>
+        <w:jc w:val="center"/>
+        <w:tblLayout w:type="fixed"/>
+        <w:tblLook w:firstColumn="1" w:firstRow="1" w:lastColumn="0" w:lastRow="0" w:noHBand="0" w:noVBand="1" w:val="04A0"/>
+      </w:tblPr>
+      <w:tblGrid>
+        <w:gridCol w:w="180"/>
+        <w:gridCol w:w="9180"/>
+      </w:tblGrid>
+      <w:tr>
+        <w:tc>
+          <w:tcPr>
+            <w:tcW w:type="dxa" w:w="180"/>
+            <w:vAlign w:val="center"/>
+            <w:shd w:fill="F59E0B"/>
+            <w:tcMar>
+              <w:top w:w="105" w:type="dxa"/>
+              <w:start w:w="125" w:type="dxa"/>
+              <w:bottom w:w="105" w:type="dxa"/>
+              <w:end w:w="125" w:type="dxa"/>
+            </w:tcMar>
+          </w:tcPr>
+          <w:p/>
+        </w:tc>
+        <w:tc>
+          <w:tcPr>
+            <w:tcW w:type="dxa" w:w="9180"/>
+            <w:vAlign w:val="center"/>
+            <w:shd w:fill="FFF4E0"/>
+            <w:tcMar>
+              <w:top w:w="105" w:type="dxa"/>
+              <w:start w:w="125" w:type="dxa"/>
+              <w:bottom w:w="105" w:type="dxa"/>
+              <w:end w:w="125" w:type="dxa"/>
+            </w:tcMar>
+          </w:tcPr>
+          <w:p>
+            <w:pPr>
+              <w:spacing w:after="0"/>
+            </w:pPr>
+            <w:r>
+              <w:rPr>
+                <w:rFonts w:ascii="Arial Unicode MS" w:hAnsi="Arial Unicode MS" w:eastAsia="Arial Unicode MS" w:cs="Arial Unicode MS"/>
+                <w:b/>
+                <w:color w:val="17324D"/>
+                <w:sz w:val="19"/>
+              </w:rPr>
+              <w:t>Musubi는 확장 가능한 Stateless 계층은 Kubernetes로, 상태·가속기 의존성이 큰 PostgreSQL과 GPU AI는 전용 VM으로 분리한 혼합형 아키텍처입니다.</w:t>
+            </w:r>
+          </w:p>
+        </w:tc>
+      </w:tr>
+    </w:tbl>
+    <w:p>
+      <w:pPr>
+        <w:spacing w:after="20"/>
+      </w:pPr>
+    </w:p>
+    <w:p>
+      <w:pPr>
+        <w:pStyle w:val="ListBullet"/>
+      </w:pPr>
+      <w:r>
+        <w:rPr>
+          <w:rFonts w:ascii="Arial Unicode MS" w:hAnsi="Arial Unicode MS" w:eastAsia="Arial Unicode MS" w:cs="Arial Unicode MS"/>
+          <w:b w:val="0"/>
+          <w:color w:val="1F2937"/>
+          <w:sz w:val="19"/>
+        </w:rPr>
+        <w:t>단일 AZ·단일 GPU 구조에서 두 AZ·이중 GPU·DB Standby 구조로 확장했습니다.</w:t>
+      </w:r>
+    </w:p>
+    <w:p>
+      <w:pPr>
+        <w:pStyle w:val="ListBullet"/>
+      </w:pPr>
+      <w:r>
+        <w:rPr>
+          <w:rFonts w:ascii="Arial Unicode MS" w:hAnsi="Arial Unicode MS" w:eastAsia="Arial Unicode MS" w:cs="Arial Unicode MS"/>
+          <w:b w:val="0"/>
+          <w:color w:val="1F2937"/>
+          <w:sz w:val="19"/>
+        </w:rPr>
+        <w:t>모든 계층을 Kubernetes에 넣지 않고 워크로드 특성에 따라 관리 경계를 분리했습니다.</w:t>
+      </w:r>
+    </w:p>
+    <w:p>
+      <w:pPr>
+        <w:pStyle w:val="ListBullet"/>
+      </w:pPr>
+      <w:r>
+        <w:rPr>
+          <w:rFonts w:ascii="Arial Unicode MS" w:hAnsi="Arial Unicode MS" w:eastAsia="Arial Unicode MS" w:cs="Arial Unicode MS"/>
+          <w:b w:val="0"/>
+          <w:color w:val="1F2937"/>
+          <w:sz w:val="19"/>
+        </w:rPr>
+        <w:t>현재 구성 완료와 기능 검증은 구분해 기록했으며, 실제 장애 전환 훈련은 후속 운영 과제입니다.</w:t>
       </w:r>
     </w:p>
     <w:sectPr>
-      <w:pgSz w:w="11909" w:h="16834"/>
-      <w:pgMar w:top="259" w:right="259" w:bottom="259" w:left="259" w:header="720" w:footer="720" w:gutter="0"/>
+      <w:headerReference w:type="default" r:id="rId9"/>
+      <w:footerReference w:type="default" r:id="rId10"/>
+      <w:pgSz w:w="12240" w:h="15840"/>
+      <w:pgMar w:top="1080" w:right="1181" w:bottom="1008" w:left="1181" w:header="504" w:footer="504" w:gutter="0"/>
       <w:cols w:space="720"/>
       <w:docGrid w:linePitch="360"/>
     </w:sectPr>
   </w:body>
 </w:document>
+</file>
+
+<file path=word/footer1.xml><?xml version="1.0" encoding="utf-8"?>
+<w:ftr xmlns:m="http://schemas.openxmlformats.org/officeDocument/2006/math" xmlns:mc="http://schemas.openxmlformats.org/markup-compatibility/2006" xmlns:mo="http://schemas.microsoft.com/office/mac/office/2008/main" xmlns:mv="urn:schemas-microsoft-com:mac:vml" xmlns:o="urn:schemas-microsoft-com:office:office" xmlns:r="http://schemas.openxmlformats.org/officeDocument/2006/relationships" xmlns:v="urn:schemas-microsoft-com:vml" xmlns:w10="urn:schemas-microsoft-com:office:word" xmlns:w14="http://schemas.microsoft.com/office/word/2010/wordml" xmlns:w="http://schemas.openxmlformats.org/wordprocessingml/2006/main" xmlns:wne="http://schemas.microsoft.com/office/word/2006/wordml" xmlns:wp14="http://schemas.microsoft.com/office/word/2010/wordprocessingDrawing" xmlns:wp="http://schemas.openxmlformats.org/drawingml/2006/wordprocessingDrawing" xmlns:wpc="http://schemas.microsoft.com/office/word/2010/wordprocessingCanvas" xmlns:wpg="http://schemas.microsoft.com/office/word/2010/wordprocessingGroup" xmlns:wpi="http://schemas.microsoft.com/office/word/2010/wordprocessingInk" xmlns:wps="http://schemas.microsoft.com/office/word/2010/wordprocessingShape" mc:Ignorable="w14 wp14">
+  <w:p>
+    <w:pPr>
+      <w:pStyle w:val="Footer"/>
+      <w:jc w:val="center"/>
+    </w:pPr>
+    <w:r>
+      <w:rPr>
+        <w:rFonts w:ascii="Arial Unicode MS" w:hAnsi="Arial Unicode MS" w:eastAsia="Arial Unicode MS" w:cs="Arial Unicode MS"/>
+        <w:b w:val="0"/>
+        <w:color w:val="5B6573"/>
+        <w:sz w:val="16"/>
+      </w:rPr>
+      <w:t xml:space="preserve">최종 검증 기준 2026-08-19  ·  </w:t>
+    </w:r>
+    <w:r>
+      <w:rPr>
+        <w:rFonts w:ascii="Arial Unicode MS" w:hAnsi="Arial Unicode MS" w:eastAsia="Arial Unicode MS" w:cs="Arial Unicode MS"/>
+        <w:b w:val="0"/>
+        <w:color w:val="5B6573"/>
+        <w:sz w:val="16"/>
+      </w:rPr>
+      <w:fldChar w:fldCharType="begin"/>
+      <w:instrText xml:space="preserve">PAGE</w:instrText>
+      <w:fldChar w:fldCharType="separate"/>
+      <w:fldChar w:fldCharType="end"/>
+    </w:r>
+  </w:p>
+</w:ftr>
+</file>
+
+<file path=word/header1.xml><?xml version="1.0" encoding="utf-8"?>
+<w:hdr xmlns:m="http://schemas.openxmlformats.org/officeDocument/2006/math" xmlns:mc="http://schemas.openxmlformats.org/markup-compatibility/2006" xmlns:mo="http://schemas.microsoft.com/office/mac/office/2008/main" xmlns:mv="urn:schemas-microsoft-com:mac:vml" xmlns:o="urn:schemas-microsoft-com:office:office" xmlns:r="http://schemas.openxmlformats.org/officeDocument/2006/relationships" xmlns:v="urn:schemas-microsoft-com:vml" xmlns:w10="urn:schemas-microsoft-com:office:word" xmlns:w14="http://schemas.microsoft.com/office/word/2010/wordml" xmlns:w="http://schemas.openxmlformats.org/wordprocessingml/2006/main" xmlns:wne="http://schemas.microsoft.com/office/word/2006/wordml" xmlns:wp14="http://schemas.microsoft.com/office/word/2010/wordprocessingDrawing" xmlns:wp="http://schemas.openxmlformats.org/drawingml/2006/wordprocessingDrawing" xmlns:wpc="http://schemas.microsoft.com/office/word/2010/wordprocessingCanvas" xmlns:wpg="http://schemas.microsoft.com/office/word/2010/wordprocessingGroup" xmlns:wpi="http://schemas.microsoft.com/office/word/2010/wordprocessingInk" xmlns:wps="http://schemas.microsoft.com/office/word/2010/wordprocessingShape" mc:Ignorable="w14 wp14">
+  <w:p>
+    <w:pPr>
+      <w:pStyle w:val="Header"/>
+      <w:jc w:val="right"/>
+    </w:pPr>
+    <w:r>
+      <w:rPr>
+        <w:rFonts w:ascii="Arial Unicode MS" w:hAnsi="Arial Unicode MS" w:eastAsia="Arial Unicode MS" w:cs="Arial Unicode MS"/>
+        <w:b/>
+        <w:color w:val="5B6573"/>
+        <w:sz w:val="16"/>
+      </w:rPr>
+      <w:t>MUSUBI  |  클라우드 아키텍처</w:t>
+    </w:r>
+  </w:p>
+</w:hdr>
 </file>
 
 <file path=word/numbering.xml><?xml version="1.0" encoding="utf-8"?>
@@ -505,6 +3168,14 @@
     <w:name w:val="Normal"/>
     <w:qFormat/>
     <w:rsid w:val="00FC693F"/>
+    <w:pPr>
+      <w:spacing w:after="100" w:line="259" w:lineRule="auto"/>
+    </w:pPr>
+    <w:rPr>
+      <w:rFonts w:ascii="Arial Unicode MS" w:hAnsi="Arial Unicode MS" w:eastAsia="Arial Unicode MS" w:cs="Arial Unicode MS"/>
+      <w:color w:val="1F2937"/>
+      <w:sz w:val="19"/>
+    </w:rPr>
   </w:style>
   <w:style w:type="paragraph" w:styleId="Header">
     <w:name w:val="header"/>
@@ -561,15 +3232,15 @@
     <w:pPr>
       <w:keepNext/>
       <w:keepLines/>
-      <w:spacing w:before="480" w:after="0"/>
+      <w:spacing w:before="260" w:after="140"/>
       <w:outlineLvl w:val="0"/>
     </w:pPr>
     <w:rPr>
-      <w:rFonts w:asciiTheme="majorHAnsi" w:eastAsiaTheme="majorEastAsia" w:hAnsiTheme="majorHAnsi" w:cstheme="majorBidi"/>
+      <w:rFonts w:asciiTheme="majorHAnsi" w:eastAsiaTheme="majorEastAsia" w:hAnsiTheme="majorHAnsi" w:cstheme="majorBidi" w:ascii="Arial Unicode MS" w:hAnsi="Arial Unicode MS" w:eastAsia="Arial Unicode MS" w:cs="Arial Unicode MS"/>
       <w:b/>
       <w:bCs/>
-      <w:color w:val="365F91" w:themeColor="accent1" w:themeShade="BF"/>
-      <w:sz w:val="28"/>
+      <w:color w:val="17324D"/>
+      <w:sz w:val="34"/>
       <w:szCs w:val="28"/>
     </w:rPr>
   </w:style>
@@ -585,15 +3256,15 @@
     <w:pPr>
       <w:keepNext/>
       <w:keepLines/>
-      <w:spacing w:before="200" w:after="0"/>
+      <w:spacing w:before="180" w:after="100"/>
       <w:outlineLvl w:val="1"/>
     </w:pPr>
     <w:rPr>
-      <w:rFonts w:asciiTheme="majorHAnsi" w:eastAsiaTheme="majorEastAsia" w:hAnsiTheme="majorHAnsi" w:cstheme="majorBidi"/>
+      <w:rFonts w:asciiTheme="majorHAnsi" w:eastAsiaTheme="majorEastAsia" w:hAnsiTheme="majorHAnsi" w:cstheme="majorBidi" w:ascii="Arial Unicode MS" w:hAnsi="Arial Unicode MS" w:eastAsia="Arial Unicode MS" w:cs="Arial Unicode MS"/>
       <w:b/>
       <w:bCs/>
-      <w:color w:val="4F81BD" w:themeColor="accent1"/>
-      <w:sz w:val="26"/>
+      <w:color w:val="2E74B5"/>
+      <w:sz w:val="25"/>
       <w:szCs w:val="26"/>
     </w:rPr>
   </w:style>
@@ -609,14 +3280,15 @@
     <w:pPr>
       <w:keepNext/>
       <w:keepLines/>
-      <w:spacing w:before="200" w:after="0"/>
+      <w:spacing w:before="120" w:after="60"/>
       <w:outlineLvl w:val="2"/>
     </w:pPr>
     <w:rPr>
-      <w:rFonts w:asciiTheme="majorHAnsi" w:eastAsiaTheme="majorEastAsia" w:hAnsiTheme="majorHAnsi" w:cstheme="majorBidi"/>
+      <w:rFonts w:asciiTheme="majorHAnsi" w:eastAsiaTheme="majorEastAsia" w:hAnsiTheme="majorHAnsi" w:cstheme="majorBidi" w:ascii="Arial Unicode MS" w:hAnsi="Arial Unicode MS" w:eastAsia="Arial Unicode MS" w:cs="Arial Unicode MS"/>
       <w:b/>
       <w:bCs/>
-      <w:color w:val="4F81BD" w:themeColor="accent1"/>
+      <w:color w:val="17324D"/>
+      <w:sz w:val="21"/>
     </w:rPr>
   </w:style>
   <w:style w:type="paragraph" w:styleId="Heading4">
@@ -636,7 +3308,7 @@
       <w:outlineLvl w:val="3"/>
     </w:pPr>
     <w:rPr>
-      <w:rFonts w:asciiTheme="majorHAnsi" w:eastAsiaTheme="majorEastAsia" w:hAnsiTheme="majorHAnsi" w:cstheme="majorBidi"/>
+      <w:rFonts w:asciiTheme="majorHAnsi" w:eastAsiaTheme="majorEastAsia" w:hAnsiTheme="majorHAnsi" w:cstheme="majorBidi" w:ascii="Arial Unicode MS" w:hAnsi="Arial Unicode MS" w:eastAsia="Arial Unicode MS" w:cs="Arial Unicode MS"/>
       <w:b/>
       <w:bCs/>
       <w:i/>
@@ -661,7 +3333,7 @@
       <w:outlineLvl w:val="4"/>
     </w:pPr>
     <w:rPr>
-      <w:rFonts w:asciiTheme="majorHAnsi" w:eastAsiaTheme="majorEastAsia" w:hAnsiTheme="majorHAnsi" w:cstheme="majorBidi"/>
+      <w:rFonts w:asciiTheme="majorHAnsi" w:eastAsiaTheme="majorEastAsia" w:hAnsiTheme="majorHAnsi" w:cstheme="majorBidi" w:ascii="Arial Unicode MS" w:hAnsi="Arial Unicode MS" w:eastAsia="Arial Unicode MS" w:cs="Arial Unicode MS"/>
       <w:color w:val="243F60" w:themeColor="accent1" w:themeShade="7F"/>
     </w:rPr>
   </w:style>
@@ -682,7 +3354,7 @@
       <w:outlineLvl w:val="5"/>
     </w:pPr>
     <w:rPr>
-      <w:rFonts w:asciiTheme="majorHAnsi" w:eastAsiaTheme="majorEastAsia" w:hAnsiTheme="majorHAnsi" w:cstheme="majorBidi"/>
+      <w:rFonts w:asciiTheme="majorHAnsi" w:eastAsiaTheme="majorEastAsia" w:hAnsiTheme="majorHAnsi" w:cstheme="majorBidi" w:ascii="Arial Unicode MS" w:hAnsi="Arial Unicode MS" w:eastAsia="Arial Unicode MS" w:cs="Arial Unicode MS"/>
       <w:i/>
       <w:iCs/>
       <w:color w:val="243F60" w:themeColor="accent1" w:themeShade="7F"/>
@@ -705,7 +3377,7 @@
       <w:outlineLvl w:val="6"/>
     </w:pPr>
     <w:rPr>
-      <w:rFonts w:asciiTheme="majorHAnsi" w:eastAsiaTheme="majorEastAsia" w:hAnsiTheme="majorHAnsi" w:cstheme="majorBidi"/>
+      <w:rFonts w:asciiTheme="majorHAnsi" w:eastAsiaTheme="majorEastAsia" w:hAnsiTheme="majorHAnsi" w:cstheme="majorBidi" w:ascii="Arial Unicode MS" w:hAnsi="Arial Unicode MS" w:eastAsia="Arial Unicode MS" w:cs="Arial Unicode MS"/>
       <w:i/>
       <w:iCs/>
       <w:color w:val="404040" w:themeColor="text1" w:themeTint="BF"/>
@@ -728,7 +3400,7 @@
       <w:outlineLvl w:val="7"/>
     </w:pPr>
     <w:rPr>
-      <w:rFonts w:asciiTheme="majorHAnsi" w:eastAsiaTheme="majorEastAsia" w:hAnsiTheme="majorHAnsi" w:cstheme="majorBidi"/>
+      <w:rFonts w:asciiTheme="majorHAnsi" w:eastAsiaTheme="majorEastAsia" w:hAnsiTheme="majorHAnsi" w:cstheme="majorBidi" w:ascii="Arial Unicode MS" w:hAnsi="Arial Unicode MS" w:eastAsia="Arial Unicode MS" w:cs="Arial Unicode MS"/>
       <w:color w:val="4F81BD" w:themeColor="accent1"/>
       <w:sz w:val="20"/>
       <w:szCs w:val="20"/>
@@ -751,7 +3423,7 @@
       <w:outlineLvl w:val="8"/>
     </w:pPr>
     <w:rPr>
-      <w:rFonts w:asciiTheme="majorHAnsi" w:eastAsiaTheme="majorEastAsia" w:hAnsiTheme="majorHAnsi" w:cstheme="majorBidi"/>
+      <w:rFonts w:asciiTheme="majorHAnsi" w:eastAsiaTheme="majorEastAsia" w:hAnsiTheme="majorHAnsi" w:cstheme="majorBidi" w:ascii="Arial Unicode MS" w:hAnsi="Arial Unicode MS" w:eastAsia="Arial Unicode MS" w:cs="Arial Unicode MS"/>
       <w:i/>
       <w:iCs/>
       <w:color w:val="404040" w:themeColor="text1" w:themeTint="BF"/>
@@ -802,7 +3474,7 @@
     <w:uiPriority w:val="9"/>
     <w:rsid w:val="00FC693F"/>
     <w:rPr>
-      <w:rFonts w:asciiTheme="majorHAnsi" w:eastAsiaTheme="majorEastAsia" w:hAnsiTheme="majorHAnsi" w:cstheme="majorBidi"/>
+      <w:rFonts w:asciiTheme="majorHAnsi" w:eastAsiaTheme="majorEastAsia" w:hAnsiTheme="majorHAnsi" w:cstheme="majorBidi" w:ascii="Arial Unicode MS" w:hAnsi="Arial Unicode MS" w:eastAsia="Arial Unicode MS" w:cs="Arial Unicode MS"/>
       <w:b/>
       <w:bCs/>
       <w:color w:val="365F91" w:themeColor="accent1" w:themeShade="BF"/>
@@ -817,7 +3489,7 @@
     <w:uiPriority w:val="9"/>
     <w:rsid w:val="00FC693F"/>
     <w:rPr>
-      <w:rFonts w:asciiTheme="majorHAnsi" w:eastAsiaTheme="majorEastAsia" w:hAnsiTheme="majorHAnsi" w:cstheme="majorBidi"/>
+      <w:rFonts w:asciiTheme="majorHAnsi" w:eastAsiaTheme="majorEastAsia" w:hAnsiTheme="majorHAnsi" w:cstheme="majorBidi" w:ascii="Arial Unicode MS" w:hAnsi="Arial Unicode MS" w:eastAsia="Arial Unicode MS" w:cs="Arial Unicode MS"/>
       <w:b/>
       <w:bCs/>
       <w:color w:val="4F81BD" w:themeColor="accent1"/>
@@ -832,7 +3504,7 @@
     <w:uiPriority w:val="9"/>
     <w:rsid w:val="00FC693F"/>
     <w:rPr>
-      <w:rFonts w:asciiTheme="majorHAnsi" w:eastAsiaTheme="majorEastAsia" w:hAnsiTheme="majorHAnsi" w:cstheme="majorBidi"/>
+      <w:rFonts w:asciiTheme="majorHAnsi" w:eastAsiaTheme="majorEastAsia" w:hAnsiTheme="majorHAnsi" w:cstheme="majorBidi" w:ascii="Arial Unicode MS" w:hAnsi="Arial Unicode MS" w:eastAsia="Arial Unicode MS" w:cs="Arial Unicode MS"/>
       <w:b/>
       <w:bCs/>
       <w:color w:val="4F81BD" w:themeColor="accent1"/>
@@ -847,18 +3519,20 @@
     <w:qFormat/>
     <w:rsid w:val="00FC693F"/>
     <w:pPr>
+      <w:keepNext/>
       <w:pBdr>
         <w:bottom w:val="single" w:sz="8" w:space="4" w:color="4F81BD" w:themeColor="accent1"/>
       </w:pBdr>
-      <w:spacing w:after="300" w:line="240" w:lineRule="auto"/>
+      <w:spacing w:after="200" w:line="240" w:lineRule="auto" w:before="0"/>
       <w:contextualSpacing/>
     </w:pPr>
     <w:rPr>
-      <w:rFonts w:asciiTheme="majorHAnsi" w:eastAsiaTheme="majorEastAsia" w:hAnsiTheme="majorHAnsi" w:cstheme="majorBidi"/>
-      <w:color w:val="17365D" w:themeColor="text2" w:themeShade="BF"/>
+      <w:rFonts w:asciiTheme="majorHAnsi" w:eastAsiaTheme="majorEastAsia" w:hAnsiTheme="majorHAnsi" w:cstheme="majorBidi" w:ascii="Arial Unicode MS" w:hAnsi="Arial Unicode MS" w:eastAsia="Arial Unicode MS" w:cs="Arial Unicode MS"/>
+      <w:b/>
+      <w:color w:val="17324D"/>
       <w:spacing w:val="5"/>
       <w:kern w:val="28"/>
-      <w:sz w:val="52"/>
+      <w:sz w:val="56"/>
       <w:szCs w:val="52"/>
     </w:rPr>
   </w:style>
@@ -869,7 +3543,7 @@
     <w:uiPriority w:val="10"/>
     <w:rsid w:val="00FC693F"/>
     <w:rPr>
-      <w:rFonts w:asciiTheme="majorHAnsi" w:eastAsiaTheme="majorEastAsia" w:hAnsiTheme="majorHAnsi" w:cstheme="majorBidi"/>
+      <w:rFonts w:asciiTheme="majorHAnsi" w:eastAsiaTheme="majorEastAsia" w:hAnsiTheme="majorHAnsi" w:cstheme="majorBidi" w:ascii="Arial Unicode MS" w:hAnsi="Arial Unicode MS" w:eastAsia="Arial Unicode MS" w:cs="Arial Unicode MS"/>
       <w:color w:val="17365D" w:themeColor="text2" w:themeShade="BF"/>
       <w:spacing w:val="5"/>
       <w:kern w:val="28"/>
@@ -891,7 +3565,7 @@
       </w:numPr>
     </w:pPr>
     <w:rPr>
-      <w:rFonts w:asciiTheme="majorHAnsi" w:eastAsiaTheme="majorEastAsia" w:hAnsiTheme="majorHAnsi" w:cstheme="majorBidi"/>
+      <w:rFonts w:asciiTheme="majorHAnsi" w:eastAsiaTheme="majorEastAsia" w:hAnsiTheme="majorHAnsi" w:cstheme="majorBidi" w:ascii="Arial Unicode MS" w:hAnsi="Arial Unicode MS" w:eastAsia="Arial Unicode MS" w:cs="Arial Unicode MS"/>
       <w:i/>
       <w:iCs/>
       <w:color w:val="4F81BD" w:themeColor="accent1"/>
@@ -907,7 +3581,7 @@
     <w:uiPriority w:val="11"/>
     <w:rsid w:val="00FC693F"/>
     <w:rPr>
-      <w:rFonts w:asciiTheme="majorHAnsi" w:eastAsiaTheme="majorEastAsia" w:hAnsiTheme="majorHAnsi" w:cstheme="majorBidi"/>
+      <w:rFonts w:asciiTheme="majorHAnsi" w:eastAsiaTheme="majorEastAsia" w:hAnsiTheme="majorHAnsi" w:cstheme="majorBidi" w:ascii="Arial Unicode MS" w:hAnsi="Arial Unicode MS" w:eastAsia="Arial Unicode MS" w:cs="Arial Unicode MS"/>
       <w:i/>
       <w:iCs/>
       <w:color w:val="4F81BD" w:themeColor="accent1"/>
@@ -974,6 +3648,7 @@
       <w:spacing w:after="120"/>
     </w:pPr>
     <w:rPr>
+      <w:rFonts w:ascii="Arial Unicode MS" w:hAnsi="Arial Unicode MS" w:eastAsia="Arial Unicode MS" w:cs="Arial Unicode MS"/>
       <w:sz w:val="16"/>
       <w:szCs w:val="16"/>
     </w:rPr>
@@ -985,6 +3660,7 @@
     <w:uiPriority w:val="99"/>
     <w:rsid w:val="00AA1D8D"/>
     <w:rPr>
+      <w:rFonts w:ascii="Arial Unicode MS" w:hAnsi="Arial Unicode MS" w:eastAsia="Arial Unicode MS" w:cs="Arial Unicode MS"/>
       <w:sz w:val="16"/>
       <w:szCs w:val="16"/>
     </w:rPr>
@@ -1032,8 +3708,14 @@
       <w:numPr>
         <w:numId w:val="1"/>
       </w:numPr>
+      <w:spacing w:after="60"/>
+      <w:ind w:left="374" w:hanging="230"/>
       <w:contextualSpacing/>
     </w:pPr>
+    <w:rPr>
+      <w:rFonts w:ascii="Arial Unicode MS" w:hAnsi="Arial Unicode MS" w:eastAsia="Arial Unicode MS" w:cs="Arial Unicode MS"/>
+      <w:sz w:val="19"/>
+    </w:rPr>
   </w:style>
   <w:style w:type="paragraph" w:styleId="ListBullet2">
     <w:name w:val="List Bullet 2"/>
@@ -1071,8 +3753,14 @@
       <w:numPr>
         <w:numId w:val="5"/>
       </w:numPr>
+      <w:spacing w:after="60"/>
+      <w:ind w:left="374" w:hanging="230"/>
       <w:contextualSpacing/>
     </w:pPr>
+    <w:rPr>
+      <w:rFonts w:ascii="Arial Unicode MS" w:hAnsi="Arial Unicode MS" w:eastAsia="Arial Unicode MS" w:cs="Arial Unicode MS"/>
+      <w:sz w:val="19"/>
+    </w:rPr>
   </w:style>
   <w:style w:type="paragraph" w:styleId="ListNumber2">
     <w:name w:val="List Number 2"/>
@@ -1154,7 +3842,7 @@
       </w:tabs>
     </w:pPr>
     <w:rPr>
-      <w:rFonts w:ascii="Courier" w:hAnsi="Courier"/>
+      <w:rFonts w:ascii="Arial Unicode MS" w:hAnsi="Arial Unicode MS" w:eastAsia="Arial Unicode MS" w:cs="Arial Unicode MS"/>
       <w:sz w:val="20"/>
       <w:szCs w:val="20"/>
     </w:rPr>
@@ -1166,7 +3854,7 @@
     <w:uiPriority w:val="99"/>
     <w:rsid w:val="0029639D"/>
     <w:rPr>
-      <w:rFonts w:ascii="Courier" w:hAnsi="Courier"/>
+      <w:rFonts w:ascii="Arial Unicode MS" w:hAnsi="Arial Unicode MS" w:eastAsia="Arial Unicode MS" w:cs="Arial Unicode MS"/>
       <w:sz w:val="20"/>
       <w:szCs w:val="20"/>
     </w:rPr>
@@ -1180,6 +3868,7 @@
     <w:qFormat/>
     <w:rsid w:val="00FC693F"/>
     <w:rPr>
+      <w:rFonts w:ascii="Arial Unicode MS" w:hAnsi="Arial Unicode MS" w:eastAsia="Arial Unicode MS" w:cs="Arial Unicode MS"/>
       <w:i/>
       <w:iCs/>
       <w:color w:val="000000" w:themeColor="text1"/>
@@ -1192,6 +3881,7 @@
     <w:uiPriority w:val="29"/>
     <w:rsid w:val="00FC693F"/>
     <w:rPr>
+      <w:rFonts w:ascii="Arial Unicode MS" w:hAnsi="Arial Unicode MS" w:eastAsia="Arial Unicode MS" w:cs="Arial Unicode MS"/>
       <w:i/>
       <w:iCs/>
       <w:color w:val="000000" w:themeColor="text1"/>
@@ -1205,7 +3895,7 @@
     <w:semiHidden/>
     <w:rsid w:val="00FC693F"/>
     <w:rPr>
-      <w:rFonts w:asciiTheme="majorHAnsi" w:eastAsiaTheme="majorEastAsia" w:hAnsiTheme="majorHAnsi" w:cstheme="majorBidi"/>
+      <w:rFonts w:asciiTheme="majorHAnsi" w:eastAsiaTheme="majorEastAsia" w:hAnsiTheme="majorHAnsi" w:cstheme="majorBidi" w:ascii="Arial Unicode MS" w:hAnsi="Arial Unicode MS" w:eastAsia="Arial Unicode MS" w:cs="Arial Unicode MS"/>
       <w:b/>
       <w:bCs/>
       <w:i/>
@@ -1221,7 +3911,7 @@
     <w:semiHidden/>
     <w:rsid w:val="00FC693F"/>
     <w:rPr>
-      <w:rFonts w:asciiTheme="majorHAnsi" w:eastAsiaTheme="majorEastAsia" w:hAnsiTheme="majorHAnsi" w:cstheme="majorBidi"/>
+      <w:rFonts w:asciiTheme="majorHAnsi" w:eastAsiaTheme="majorEastAsia" w:hAnsiTheme="majorHAnsi" w:cstheme="majorBidi" w:ascii="Arial Unicode MS" w:hAnsi="Arial Unicode MS" w:eastAsia="Arial Unicode MS" w:cs="Arial Unicode MS"/>
       <w:color w:val="243F60" w:themeColor="accent1" w:themeShade="7F"/>
     </w:rPr>
   </w:style>
@@ -1233,7 +3923,7 @@
     <w:semiHidden/>
     <w:rsid w:val="00FC693F"/>
     <w:rPr>
-      <w:rFonts w:asciiTheme="majorHAnsi" w:eastAsiaTheme="majorEastAsia" w:hAnsiTheme="majorHAnsi" w:cstheme="majorBidi"/>
+      <w:rFonts w:asciiTheme="majorHAnsi" w:eastAsiaTheme="majorEastAsia" w:hAnsiTheme="majorHAnsi" w:cstheme="majorBidi" w:ascii="Arial Unicode MS" w:hAnsi="Arial Unicode MS" w:eastAsia="Arial Unicode MS" w:cs="Arial Unicode MS"/>
       <w:i/>
       <w:iCs/>
       <w:color w:val="243F60" w:themeColor="accent1" w:themeShade="7F"/>
@@ -1247,7 +3937,7 @@
     <w:semiHidden/>
     <w:rsid w:val="00FC693F"/>
     <w:rPr>
-      <w:rFonts w:asciiTheme="majorHAnsi" w:eastAsiaTheme="majorEastAsia" w:hAnsiTheme="majorHAnsi" w:cstheme="majorBidi"/>
+      <w:rFonts w:asciiTheme="majorHAnsi" w:eastAsiaTheme="majorEastAsia" w:hAnsiTheme="majorHAnsi" w:cstheme="majorBidi" w:ascii="Arial Unicode MS" w:hAnsi="Arial Unicode MS" w:eastAsia="Arial Unicode MS" w:cs="Arial Unicode MS"/>
       <w:i/>
       <w:iCs/>
       <w:color w:val="404040" w:themeColor="text1" w:themeTint="BF"/>
@@ -1261,7 +3951,7 @@
     <w:semiHidden/>
     <w:rsid w:val="00FC693F"/>
     <w:rPr>
-      <w:rFonts w:asciiTheme="majorHAnsi" w:eastAsiaTheme="majorEastAsia" w:hAnsiTheme="majorHAnsi" w:cstheme="majorBidi"/>
+      <w:rFonts w:asciiTheme="majorHAnsi" w:eastAsiaTheme="majorEastAsia" w:hAnsiTheme="majorHAnsi" w:cstheme="majorBidi" w:ascii="Arial Unicode MS" w:hAnsi="Arial Unicode MS" w:eastAsia="Arial Unicode MS" w:cs="Arial Unicode MS"/>
       <w:color w:val="4F81BD" w:themeColor="accent1"/>
       <w:sz w:val="20"/>
       <w:szCs w:val="20"/>
@@ -1275,7 +3965,7 @@
     <w:semiHidden/>
     <w:rsid w:val="00FC693F"/>
     <w:rPr>
-      <w:rFonts w:asciiTheme="majorHAnsi" w:eastAsiaTheme="majorEastAsia" w:hAnsiTheme="majorHAnsi" w:cstheme="majorBidi"/>
+      <w:rFonts w:asciiTheme="majorHAnsi" w:eastAsiaTheme="majorEastAsia" w:hAnsiTheme="majorHAnsi" w:cstheme="majorBidi" w:ascii="Arial Unicode MS" w:hAnsi="Arial Unicode MS" w:eastAsia="Arial Unicode MS" w:cs="Arial Unicode MS"/>
       <w:i/>
       <w:iCs/>
       <w:color w:val="404040" w:themeColor="text1" w:themeTint="BF"/>
@@ -1296,6 +3986,7 @@
       <w:spacing w:line="240" w:lineRule="auto"/>
     </w:pPr>
     <w:rPr>
+      <w:rFonts w:ascii="Arial Unicode MS" w:hAnsi="Arial Unicode MS" w:eastAsia="Arial Unicode MS" w:cs="Arial Unicode MS"/>
       <w:b/>
       <w:bCs/>
       <w:color w:val="4F81BD" w:themeColor="accent1"/>
@@ -1310,6 +4001,7 @@
     <w:qFormat/>
     <w:rsid w:val="00FC693F"/>
     <w:rPr>
+      <w:rFonts w:ascii="Arial Unicode MS" w:hAnsi="Arial Unicode MS" w:eastAsia="Arial Unicode MS" w:cs="Arial Unicode MS"/>
       <w:b/>
       <w:bCs/>
     </w:rPr>
@@ -1321,6 +4013,7 @@
     <w:qFormat/>
     <w:rsid w:val="00FC693F"/>
     <w:rPr>
+      <w:rFonts w:ascii="Arial Unicode MS" w:hAnsi="Arial Unicode MS" w:eastAsia="Arial Unicode MS" w:cs="Arial Unicode MS"/>
       <w:i/>
       <w:iCs/>
     </w:rPr>
@@ -1341,6 +4034,7 @@
       <w:ind w:left="936" w:right="936"/>
     </w:pPr>
     <w:rPr>
+      <w:rFonts w:ascii="Arial Unicode MS" w:hAnsi="Arial Unicode MS" w:eastAsia="Arial Unicode MS" w:cs="Arial Unicode MS"/>
       <w:b/>
       <w:bCs/>
       <w:i/>
@@ -1355,6 +4049,7 @@
     <w:uiPriority w:val="30"/>
     <w:rsid w:val="00FC693F"/>
     <w:rPr>
+      <w:rFonts w:ascii="Arial Unicode MS" w:hAnsi="Arial Unicode MS" w:eastAsia="Arial Unicode MS" w:cs="Arial Unicode MS"/>
       <w:b/>
       <w:bCs/>
       <w:i/>
@@ -1369,6 +4064,7 @@
     <w:qFormat/>
     <w:rsid w:val="00FC693F"/>
     <w:rPr>
+      <w:rFonts w:ascii="Arial Unicode MS" w:hAnsi="Arial Unicode MS" w:eastAsia="Arial Unicode MS" w:cs="Arial Unicode MS"/>
       <w:i/>
       <w:iCs/>
       <w:color w:val="808080" w:themeColor="text1" w:themeTint="7F"/>
@@ -1381,6 +4077,7 @@
     <w:qFormat/>
     <w:rsid w:val="00FC693F"/>
     <w:rPr>
+      <w:rFonts w:ascii="Arial Unicode MS" w:hAnsi="Arial Unicode MS" w:eastAsia="Arial Unicode MS" w:cs="Arial Unicode MS"/>
       <w:b/>
       <w:bCs/>
       <w:i/>
@@ -1395,6 +4092,7 @@
     <w:qFormat/>
     <w:rsid w:val="00FC693F"/>
     <w:rPr>
+      <w:rFonts w:ascii="Arial Unicode MS" w:hAnsi="Arial Unicode MS" w:eastAsia="Arial Unicode MS" w:cs="Arial Unicode MS"/>
       <w:smallCaps/>
       <w:color w:val="C0504D" w:themeColor="accent2"/>
       <w:u w:val="single"/>
@@ -1407,6 +4105,7 @@
     <w:qFormat/>
     <w:rsid w:val="00FC693F"/>
     <w:rPr>
+      <w:rFonts w:ascii="Arial Unicode MS" w:hAnsi="Arial Unicode MS" w:eastAsia="Arial Unicode MS" w:cs="Arial Unicode MS"/>
       <w:b/>
       <w:bCs/>
       <w:smallCaps/>
@@ -1422,6 +4121,7 @@
     <w:qFormat/>
     <w:rsid w:val="00FC693F"/>
     <w:rPr>
+      <w:rFonts w:ascii="Arial Unicode MS" w:hAnsi="Arial Unicode MS" w:eastAsia="Arial Unicode MS" w:cs="Arial Unicode MS"/>
       <w:b/>
       <w:bCs/>
       <w:smallCaps/>
@@ -1476,6 +4176,7 @@
       <w:spacing w:after="0" w:line="240" w:lineRule="auto"/>
     </w:pPr>
     <w:rPr>
+      <w:rFonts w:ascii="Arial Unicode MS" w:hAnsi="Arial Unicode MS" w:eastAsia="Arial Unicode MS" w:cs="Arial Unicode MS"/>
       <w:color w:val="000000" w:themeColor="text1" w:themeShade="BF"/>
     </w:rPr>
     <w:tblPr>
@@ -1579,6 +4280,7 @@
       <w:spacing w:after="0" w:line="240" w:lineRule="auto"/>
     </w:pPr>
     <w:rPr>
+      <w:rFonts w:ascii="Arial Unicode MS" w:hAnsi="Arial Unicode MS" w:eastAsia="Arial Unicode MS" w:cs="Arial Unicode MS"/>
       <w:color w:val="365F91" w:themeColor="accent1" w:themeShade="BF"/>
     </w:rPr>
     <w:tblPr>
@@ -1682,6 +4384,7 @@
       <w:spacing w:after="0" w:line="240" w:lineRule="auto"/>
     </w:pPr>
     <w:rPr>
+      <w:rFonts w:ascii="Arial Unicode MS" w:hAnsi="Arial Unicode MS" w:eastAsia="Arial Unicode MS" w:cs="Arial Unicode MS"/>
       <w:color w:val="943634" w:themeColor="accent2" w:themeShade="BF"/>
     </w:rPr>
     <w:tblPr>
@@ -1785,6 +4488,7 @@
       <w:spacing w:after="0" w:line="240" w:lineRule="auto"/>
     </w:pPr>
     <w:rPr>
+      <w:rFonts w:ascii="Arial Unicode MS" w:hAnsi="Arial Unicode MS" w:eastAsia="Arial Unicode MS" w:cs="Arial Unicode MS"/>
       <w:color w:val="76923C" w:themeColor="accent3" w:themeShade="BF"/>
     </w:rPr>
     <w:tblPr>
@@ -1888,6 +4592,7 @@
       <w:spacing w:after="0" w:line="240" w:lineRule="auto"/>
     </w:pPr>
     <w:rPr>
+      <w:rFonts w:ascii="Arial Unicode MS" w:hAnsi="Arial Unicode MS" w:eastAsia="Arial Unicode MS" w:cs="Arial Unicode MS"/>
       <w:color w:val="5F497A" w:themeColor="accent4" w:themeShade="BF"/>
     </w:rPr>
     <w:tblPr>
@@ -1991,6 +4696,7 @@
       <w:spacing w:after="0" w:line="240" w:lineRule="auto"/>
     </w:pPr>
     <w:rPr>
+      <w:rFonts w:ascii="Arial Unicode MS" w:hAnsi="Arial Unicode MS" w:eastAsia="Arial Unicode MS" w:cs="Arial Unicode MS"/>
       <w:color w:val="31849B" w:themeColor="accent5" w:themeShade="BF"/>
     </w:rPr>
     <w:tblPr>
@@ -2094,6 +4800,7 @@
       <w:spacing w:after="0" w:line="240" w:lineRule="auto"/>
     </w:pPr>
     <w:rPr>
+      <w:rFonts w:ascii="Arial Unicode MS" w:hAnsi="Arial Unicode MS" w:eastAsia="Arial Unicode MS" w:cs="Arial Unicode MS"/>
       <w:color w:val="E36C0A" w:themeColor="accent6" w:themeShade="BF"/>
     </w:rPr>
     <w:tblPr>
@@ -5536,6 +8243,7 @@
       <w:spacing w:after="0" w:line="240" w:lineRule="auto"/>
     </w:pPr>
     <w:rPr>
+      <w:rFonts w:ascii="Arial Unicode MS" w:hAnsi="Arial Unicode MS" w:eastAsia="Arial Unicode MS" w:cs="Arial Unicode MS"/>
       <w:color w:val="000000" w:themeColor="text1"/>
     </w:rPr>
     <w:tblPr>
@@ -5620,6 +8328,7 @@
       <w:spacing w:after="0" w:line="240" w:lineRule="auto"/>
     </w:pPr>
     <w:rPr>
+      <w:rFonts w:ascii="Arial Unicode MS" w:hAnsi="Arial Unicode MS" w:eastAsia="Arial Unicode MS" w:cs="Arial Unicode MS"/>
       <w:color w:val="000000" w:themeColor="text1"/>
     </w:rPr>
     <w:tblPr>
@@ -5704,6 +8413,7 @@
       <w:spacing w:after="0" w:line="240" w:lineRule="auto"/>
     </w:pPr>
     <w:rPr>
+      <w:rFonts w:ascii="Arial Unicode MS" w:hAnsi="Arial Unicode MS" w:eastAsia="Arial Unicode MS" w:cs="Arial Unicode MS"/>
       <w:color w:val="000000" w:themeColor="text1"/>
     </w:rPr>
     <w:tblPr>
@@ -5788,6 +8498,7 @@
       <w:spacing w:after="0" w:line="240" w:lineRule="auto"/>
     </w:pPr>
     <w:rPr>
+      <w:rFonts w:ascii="Arial Unicode MS" w:hAnsi="Arial Unicode MS" w:eastAsia="Arial Unicode MS" w:cs="Arial Unicode MS"/>
       <w:color w:val="000000" w:themeColor="text1"/>
     </w:rPr>
     <w:tblPr>
@@ -5872,6 +8583,7 @@
       <w:spacing w:after="0" w:line="240" w:lineRule="auto"/>
     </w:pPr>
     <w:rPr>
+      <w:rFonts w:ascii="Arial Unicode MS" w:hAnsi="Arial Unicode MS" w:eastAsia="Arial Unicode MS" w:cs="Arial Unicode MS"/>
       <w:color w:val="000000" w:themeColor="text1"/>
     </w:rPr>
     <w:tblPr>
@@ -5956,6 +8668,7 @@
       <w:spacing w:after="0" w:line="240" w:lineRule="auto"/>
     </w:pPr>
     <w:rPr>
+      <w:rFonts w:ascii="Arial Unicode MS" w:hAnsi="Arial Unicode MS" w:eastAsia="Arial Unicode MS" w:cs="Arial Unicode MS"/>
       <w:color w:val="000000" w:themeColor="text1"/>
     </w:rPr>
     <w:tblPr>
@@ -6040,6 +8753,7 @@
       <w:spacing w:after="0" w:line="240" w:lineRule="auto"/>
     </w:pPr>
     <w:rPr>
+      <w:rFonts w:ascii="Arial Unicode MS" w:hAnsi="Arial Unicode MS" w:eastAsia="Arial Unicode MS" w:cs="Arial Unicode MS"/>
       <w:color w:val="000000" w:themeColor="text1"/>
     </w:rPr>
     <w:tblPr>
@@ -6124,7 +8838,7 @@
       <w:spacing w:after="0" w:line="240" w:lineRule="auto"/>
     </w:pPr>
     <w:rPr>
-      <w:rFonts w:asciiTheme="majorHAnsi" w:eastAsiaTheme="majorEastAsia" w:hAnsiTheme="majorHAnsi" w:cstheme="majorBidi"/>
+      <w:rFonts w:asciiTheme="majorHAnsi" w:eastAsiaTheme="majorEastAsia" w:hAnsiTheme="majorHAnsi" w:cstheme="majorBidi" w:ascii="Arial Unicode MS" w:hAnsi="Arial Unicode MS" w:eastAsia="Arial Unicode MS" w:cs="Arial Unicode MS"/>
       <w:color w:val="000000" w:themeColor="text1"/>
     </w:rPr>
     <w:tblPr>
@@ -6252,7 +8966,7 @@
       <w:spacing w:after="0" w:line="240" w:lineRule="auto"/>
     </w:pPr>
     <w:rPr>
-      <w:rFonts w:asciiTheme="majorHAnsi" w:eastAsiaTheme="majorEastAsia" w:hAnsiTheme="majorHAnsi" w:cstheme="majorBidi"/>
+      <w:rFonts w:asciiTheme="majorHAnsi" w:eastAsiaTheme="majorEastAsia" w:hAnsiTheme="majorHAnsi" w:cstheme="majorBidi" w:ascii="Arial Unicode MS" w:hAnsi="Arial Unicode MS" w:eastAsia="Arial Unicode MS" w:cs="Arial Unicode MS"/>
       <w:color w:val="000000" w:themeColor="text1"/>
     </w:rPr>
     <w:tblPr>
@@ -6380,7 +9094,7 @@
       <w:spacing w:after="0" w:line="240" w:lineRule="auto"/>
     </w:pPr>
     <w:rPr>
-      <w:rFonts w:asciiTheme="majorHAnsi" w:eastAsiaTheme="majorEastAsia" w:hAnsiTheme="majorHAnsi" w:cstheme="majorBidi"/>
+      <w:rFonts w:asciiTheme="majorHAnsi" w:eastAsiaTheme="majorEastAsia" w:hAnsiTheme="majorHAnsi" w:cstheme="majorBidi" w:ascii="Arial Unicode MS" w:hAnsi="Arial Unicode MS" w:eastAsia="Arial Unicode MS" w:cs="Arial Unicode MS"/>
       <w:color w:val="000000" w:themeColor="text1"/>
     </w:rPr>
     <w:tblPr>
@@ -6508,7 +9222,7 @@
       <w:spacing w:after="0" w:line="240" w:lineRule="auto"/>
     </w:pPr>
     <w:rPr>
-      <w:rFonts w:asciiTheme="majorHAnsi" w:eastAsiaTheme="majorEastAsia" w:hAnsiTheme="majorHAnsi" w:cstheme="majorBidi"/>
+      <w:rFonts w:asciiTheme="majorHAnsi" w:eastAsiaTheme="majorEastAsia" w:hAnsiTheme="majorHAnsi" w:cstheme="majorBidi" w:ascii="Arial Unicode MS" w:hAnsi="Arial Unicode MS" w:eastAsia="Arial Unicode MS" w:cs="Arial Unicode MS"/>
       <w:color w:val="000000" w:themeColor="text1"/>
     </w:rPr>
     <w:tblPr>
@@ -6636,7 +9350,7 @@
       <w:spacing w:after="0" w:line="240" w:lineRule="auto"/>
     </w:pPr>
     <w:rPr>
-      <w:rFonts w:asciiTheme="majorHAnsi" w:eastAsiaTheme="majorEastAsia" w:hAnsiTheme="majorHAnsi" w:cstheme="majorBidi"/>
+      <w:rFonts w:asciiTheme="majorHAnsi" w:eastAsiaTheme="majorEastAsia" w:hAnsiTheme="majorHAnsi" w:cstheme="majorBidi" w:ascii="Arial Unicode MS" w:hAnsi="Arial Unicode MS" w:eastAsia="Arial Unicode MS" w:cs="Arial Unicode MS"/>
       <w:color w:val="000000" w:themeColor="text1"/>
     </w:rPr>
     <w:tblPr>
@@ -6764,7 +9478,7 @@
       <w:spacing w:after="0" w:line="240" w:lineRule="auto"/>
     </w:pPr>
     <w:rPr>
-      <w:rFonts w:asciiTheme="majorHAnsi" w:eastAsiaTheme="majorEastAsia" w:hAnsiTheme="majorHAnsi" w:cstheme="majorBidi"/>
+      <w:rFonts w:asciiTheme="majorHAnsi" w:eastAsiaTheme="majorEastAsia" w:hAnsiTheme="majorHAnsi" w:cstheme="majorBidi" w:ascii="Arial Unicode MS" w:hAnsi="Arial Unicode MS" w:eastAsia="Arial Unicode MS" w:cs="Arial Unicode MS"/>
       <w:color w:val="000000" w:themeColor="text1"/>
     </w:rPr>
     <w:tblPr>
@@ -6892,7 +9606,7 @@
       <w:spacing w:after="0" w:line="240" w:lineRule="auto"/>
     </w:pPr>
     <w:rPr>
-      <w:rFonts w:asciiTheme="majorHAnsi" w:eastAsiaTheme="majorEastAsia" w:hAnsiTheme="majorHAnsi" w:cstheme="majorBidi"/>
+      <w:rFonts w:asciiTheme="majorHAnsi" w:eastAsiaTheme="majorEastAsia" w:hAnsiTheme="majorHAnsi" w:cstheme="majorBidi" w:ascii="Arial Unicode MS" w:hAnsi="Arial Unicode MS" w:eastAsia="Arial Unicode MS" w:cs="Arial Unicode MS"/>
       <w:color w:val="000000" w:themeColor="text1"/>
     </w:rPr>
     <w:tblPr>
@@ -7531,7 +10245,7 @@
       <w:spacing w:after="0" w:line="240" w:lineRule="auto"/>
     </w:pPr>
     <w:rPr>
-      <w:rFonts w:asciiTheme="majorHAnsi" w:eastAsiaTheme="majorEastAsia" w:hAnsiTheme="majorHAnsi" w:cstheme="majorBidi"/>
+      <w:rFonts w:asciiTheme="majorHAnsi" w:eastAsiaTheme="majorEastAsia" w:hAnsiTheme="majorHAnsi" w:cstheme="majorBidi" w:ascii="Arial Unicode MS" w:hAnsi="Arial Unicode MS" w:eastAsia="Arial Unicode MS" w:cs="Arial Unicode MS"/>
       <w:color w:val="000000" w:themeColor="text1"/>
     </w:rPr>
     <w:tblPr>
@@ -7656,7 +10370,7 @@
       <w:spacing w:after="0" w:line="240" w:lineRule="auto"/>
     </w:pPr>
     <w:rPr>
-      <w:rFonts w:asciiTheme="majorHAnsi" w:eastAsiaTheme="majorEastAsia" w:hAnsiTheme="majorHAnsi" w:cstheme="majorBidi"/>
+      <w:rFonts w:asciiTheme="majorHAnsi" w:eastAsiaTheme="majorEastAsia" w:hAnsiTheme="majorHAnsi" w:cstheme="majorBidi" w:ascii="Arial Unicode MS" w:hAnsi="Arial Unicode MS" w:eastAsia="Arial Unicode MS" w:cs="Arial Unicode MS"/>
       <w:color w:val="000000" w:themeColor="text1"/>
     </w:rPr>
     <w:tblPr>
@@ -7781,7 +10495,7 @@
       <w:spacing w:after="0" w:line="240" w:lineRule="auto"/>
     </w:pPr>
     <w:rPr>
-      <w:rFonts w:asciiTheme="majorHAnsi" w:eastAsiaTheme="majorEastAsia" w:hAnsiTheme="majorHAnsi" w:cstheme="majorBidi"/>
+      <w:rFonts w:asciiTheme="majorHAnsi" w:eastAsiaTheme="majorEastAsia" w:hAnsiTheme="majorHAnsi" w:cstheme="majorBidi" w:ascii="Arial Unicode MS" w:hAnsi="Arial Unicode MS" w:eastAsia="Arial Unicode MS" w:cs="Arial Unicode MS"/>
       <w:color w:val="000000" w:themeColor="text1"/>
     </w:rPr>
     <w:tblPr>
@@ -7906,7 +10620,7 @@
       <w:spacing w:after="0" w:line="240" w:lineRule="auto"/>
     </w:pPr>
     <w:rPr>
-      <w:rFonts w:asciiTheme="majorHAnsi" w:eastAsiaTheme="majorEastAsia" w:hAnsiTheme="majorHAnsi" w:cstheme="majorBidi"/>
+      <w:rFonts w:asciiTheme="majorHAnsi" w:eastAsiaTheme="majorEastAsia" w:hAnsiTheme="majorHAnsi" w:cstheme="majorBidi" w:ascii="Arial Unicode MS" w:hAnsi="Arial Unicode MS" w:eastAsia="Arial Unicode MS" w:cs="Arial Unicode MS"/>
       <w:color w:val="000000" w:themeColor="text1"/>
     </w:rPr>
     <w:tblPr>
@@ -8031,7 +10745,7 @@
       <w:spacing w:after="0" w:line="240" w:lineRule="auto"/>
     </w:pPr>
     <w:rPr>
-      <w:rFonts w:asciiTheme="majorHAnsi" w:eastAsiaTheme="majorEastAsia" w:hAnsiTheme="majorHAnsi" w:cstheme="majorBidi"/>
+      <w:rFonts w:asciiTheme="majorHAnsi" w:eastAsiaTheme="majorEastAsia" w:hAnsiTheme="majorHAnsi" w:cstheme="majorBidi" w:ascii="Arial Unicode MS" w:hAnsi="Arial Unicode MS" w:eastAsia="Arial Unicode MS" w:cs="Arial Unicode MS"/>
       <w:color w:val="000000" w:themeColor="text1"/>
     </w:rPr>
     <w:tblPr>
@@ -8156,7 +10870,7 @@
       <w:spacing w:after="0" w:line="240" w:lineRule="auto"/>
     </w:pPr>
     <w:rPr>
-      <w:rFonts w:asciiTheme="majorHAnsi" w:eastAsiaTheme="majorEastAsia" w:hAnsiTheme="majorHAnsi" w:cstheme="majorBidi"/>
+      <w:rFonts w:asciiTheme="majorHAnsi" w:eastAsiaTheme="majorEastAsia" w:hAnsiTheme="majorHAnsi" w:cstheme="majorBidi" w:ascii="Arial Unicode MS" w:hAnsi="Arial Unicode MS" w:eastAsia="Arial Unicode MS" w:cs="Arial Unicode MS"/>
       <w:color w:val="000000" w:themeColor="text1"/>
     </w:rPr>
     <w:tblPr>
@@ -8281,7 +10995,7 @@
       <w:spacing w:after="0" w:line="240" w:lineRule="auto"/>
     </w:pPr>
     <w:rPr>
-      <w:rFonts w:asciiTheme="majorHAnsi" w:eastAsiaTheme="majorEastAsia" w:hAnsiTheme="majorHAnsi" w:cstheme="majorBidi"/>
+      <w:rFonts w:asciiTheme="majorHAnsi" w:eastAsiaTheme="majorEastAsia" w:hAnsiTheme="majorHAnsi" w:cstheme="majorBidi" w:ascii="Arial Unicode MS" w:hAnsi="Arial Unicode MS" w:eastAsia="Arial Unicode MS" w:cs="Arial Unicode MS"/>
       <w:color w:val="000000" w:themeColor="text1"/>
     </w:rPr>
     <w:tblPr>
@@ -9393,6 +12107,7 @@
       <w:spacing w:after="0" w:line="240" w:lineRule="auto"/>
     </w:pPr>
     <w:rPr>
+      <w:rFonts w:ascii="Arial Unicode MS" w:hAnsi="Arial Unicode MS" w:eastAsia="Arial Unicode MS" w:cs="Arial Unicode MS"/>
       <w:color w:val="FFFFFF" w:themeColor="background1"/>
     </w:rPr>
     <w:tblPr>
@@ -9507,6 +12222,7 @@
       <w:spacing w:after="0" w:line="240" w:lineRule="auto"/>
     </w:pPr>
     <w:rPr>
+      <w:rFonts w:ascii="Arial Unicode MS" w:hAnsi="Arial Unicode MS" w:eastAsia="Arial Unicode MS" w:cs="Arial Unicode MS"/>
       <w:color w:val="FFFFFF" w:themeColor="background1"/>
     </w:rPr>
     <w:tblPr>
@@ -9621,6 +12337,7 @@
       <w:spacing w:after="0" w:line="240" w:lineRule="auto"/>
     </w:pPr>
     <w:rPr>
+      <w:rFonts w:ascii="Arial Unicode MS" w:hAnsi="Arial Unicode MS" w:eastAsia="Arial Unicode MS" w:cs="Arial Unicode MS"/>
       <w:color w:val="FFFFFF" w:themeColor="background1"/>
     </w:rPr>
     <w:tblPr>
@@ -9735,6 +12452,7 @@
       <w:spacing w:after="0" w:line="240" w:lineRule="auto"/>
     </w:pPr>
     <w:rPr>
+      <w:rFonts w:ascii="Arial Unicode MS" w:hAnsi="Arial Unicode MS" w:eastAsia="Arial Unicode MS" w:cs="Arial Unicode MS"/>
       <w:color w:val="FFFFFF" w:themeColor="background1"/>
     </w:rPr>
     <w:tblPr>
@@ -9849,6 +12567,7 @@
       <w:spacing w:after="0" w:line="240" w:lineRule="auto"/>
     </w:pPr>
     <w:rPr>
+      <w:rFonts w:ascii="Arial Unicode MS" w:hAnsi="Arial Unicode MS" w:eastAsia="Arial Unicode MS" w:cs="Arial Unicode MS"/>
       <w:color w:val="FFFFFF" w:themeColor="background1"/>
     </w:rPr>
     <w:tblPr>
@@ -9963,6 +12682,7 @@
       <w:spacing w:after="0" w:line="240" w:lineRule="auto"/>
     </w:pPr>
     <w:rPr>
+      <w:rFonts w:ascii="Arial Unicode MS" w:hAnsi="Arial Unicode MS" w:eastAsia="Arial Unicode MS" w:cs="Arial Unicode MS"/>
       <w:color w:val="FFFFFF" w:themeColor="background1"/>
     </w:rPr>
     <w:tblPr>
@@ -10077,6 +12797,7 @@
       <w:spacing w:after="0" w:line="240" w:lineRule="auto"/>
     </w:pPr>
     <w:rPr>
+      <w:rFonts w:ascii="Arial Unicode MS" w:hAnsi="Arial Unicode MS" w:eastAsia="Arial Unicode MS" w:cs="Arial Unicode MS"/>
       <w:color w:val="FFFFFF" w:themeColor="background1"/>
     </w:rPr>
     <w:tblPr>
@@ -10191,6 +12912,7 @@
       <w:spacing w:after="0" w:line="240" w:lineRule="auto"/>
     </w:pPr>
     <w:rPr>
+      <w:rFonts w:ascii="Arial Unicode MS" w:hAnsi="Arial Unicode MS" w:eastAsia="Arial Unicode MS" w:cs="Arial Unicode MS"/>
       <w:color w:val="000000" w:themeColor="text1"/>
     </w:rPr>
     <w:tblPr>
@@ -10313,6 +13035,7 @@
       <w:spacing w:after="0" w:line="240" w:lineRule="auto"/>
     </w:pPr>
     <w:rPr>
+      <w:rFonts w:ascii="Arial Unicode MS" w:hAnsi="Arial Unicode MS" w:eastAsia="Arial Unicode MS" w:cs="Arial Unicode MS"/>
       <w:color w:val="000000" w:themeColor="text1"/>
     </w:rPr>
     <w:tblPr>
@@ -10435,6 +13158,7 @@
       <w:spacing w:after="0" w:line="240" w:lineRule="auto"/>
     </w:pPr>
     <w:rPr>
+      <w:rFonts w:ascii="Arial Unicode MS" w:hAnsi="Arial Unicode MS" w:eastAsia="Arial Unicode MS" w:cs="Arial Unicode MS"/>
       <w:color w:val="000000" w:themeColor="text1"/>
     </w:rPr>
     <w:tblPr>
@@ -10557,6 +13281,7 @@
       <w:spacing w:after="0" w:line="240" w:lineRule="auto"/>
     </w:pPr>
     <w:rPr>
+      <w:rFonts w:ascii="Arial Unicode MS" w:hAnsi="Arial Unicode MS" w:eastAsia="Arial Unicode MS" w:cs="Arial Unicode MS"/>
       <w:color w:val="000000" w:themeColor="text1"/>
     </w:rPr>
     <w:tblPr>
@@ -10669,6 +13394,7 @@
       <w:spacing w:after="0" w:line="240" w:lineRule="auto"/>
     </w:pPr>
     <w:rPr>
+      <w:rFonts w:ascii="Arial Unicode MS" w:hAnsi="Arial Unicode MS" w:eastAsia="Arial Unicode MS" w:cs="Arial Unicode MS"/>
       <w:color w:val="000000" w:themeColor="text1"/>
     </w:rPr>
     <w:tblPr>
@@ -10791,6 +13517,7 @@
       <w:spacing w:after="0" w:line="240" w:lineRule="auto"/>
     </w:pPr>
     <w:rPr>
+      <w:rFonts w:ascii="Arial Unicode MS" w:hAnsi="Arial Unicode MS" w:eastAsia="Arial Unicode MS" w:cs="Arial Unicode MS"/>
       <w:color w:val="000000" w:themeColor="text1"/>
     </w:rPr>
     <w:tblPr>
@@ -10913,6 +13640,7 @@
       <w:spacing w:after="0" w:line="240" w:lineRule="auto"/>
     </w:pPr>
     <w:rPr>
+      <w:rFonts w:ascii="Arial Unicode MS" w:hAnsi="Arial Unicode MS" w:eastAsia="Arial Unicode MS" w:cs="Arial Unicode MS"/>
       <w:color w:val="000000" w:themeColor="text1"/>
     </w:rPr>
     <w:tblPr>
@@ -11035,6 +13763,7 @@
       <w:spacing w:after="0" w:line="240" w:lineRule="auto"/>
     </w:pPr>
     <w:rPr>
+      <w:rFonts w:ascii="Arial Unicode MS" w:hAnsi="Arial Unicode MS" w:eastAsia="Arial Unicode MS" w:cs="Arial Unicode MS"/>
       <w:color w:val="000000" w:themeColor="text1"/>
     </w:rPr>
     <w:tblPr>
@@ -11121,6 +13850,7 @@
       <w:spacing w:after="0" w:line="240" w:lineRule="auto"/>
     </w:pPr>
     <w:rPr>
+      <w:rFonts w:ascii="Arial Unicode MS" w:hAnsi="Arial Unicode MS" w:eastAsia="Arial Unicode MS" w:cs="Arial Unicode MS"/>
       <w:color w:val="000000" w:themeColor="text1"/>
     </w:rPr>
     <w:tblPr>
@@ -11207,6 +13937,7 @@
       <w:spacing w:after="0" w:line="240" w:lineRule="auto"/>
     </w:pPr>
     <w:rPr>
+      <w:rFonts w:ascii="Arial Unicode MS" w:hAnsi="Arial Unicode MS" w:eastAsia="Arial Unicode MS" w:cs="Arial Unicode MS"/>
       <w:color w:val="000000" w:themeColor="text1"/>
     </w:rPr>
     <w:tblPr>
@@ -11293,6 +14024,7 @@
       <w:spacing w:after="0" w:line="240" w:lineRule="auto"/>
     </w:pPr>
     <w:rPr>
+      <w:rFonts w:ascii="Arial Unicode MS" w:hAnsi="Arial Unicode MS" w:eastAsia="Arial Unicode MS" w:cs="Arial Unicode MS"/>
       <w:color w:val="000000" w:themeColor="text1"/>
     </w:rPr>
     <w:tblPr>
@@ -11379,6 +14111,7 @@
       <w:spacing w:after="0" w:line="240" w:lineRule="auto"/>
     </w:pPr>
     <w:rPr>
+      <w:rFonts w:ascii="Arial Unicode MS" w:hAnsi="Arial Unicode MS" w:eastAsia="Arial Unicode MS" w:cs="Arial Unicode MS"/>
       <w:color w:val="000000" w:themeColor="text1"/>
     </w:rPr>
     <w:tblPr>
@@ -11465,6 +14198,7 @@
       <w:spacing w:after="0" w:line="240" w:lineRule="auto"/>
     </w:pPr>
     <w:rPr>
+      <w:rFonts w:ascii="Arial Unicode MS" w:hAnsi="Arial Unicode MS" w:eastAsia="Arial Unicode MS" w:cs="Arial Unicode MS"/>
       <w:color w:val="000000" w:themeColor="text1"/>
     </w:rPr>
     <w:tblPr>
@@ -11551,6 +14285,7 @@
       <w:spacing w:after="0" w:line="240" w:lineRule="auto"/>
     </w:pPr>
     <w:rPr>
+      <w:rFonts w:ascii="Arial Unicode MS" w:hAnsi="Arial Unicode MS" w:eastAsia="Arial Unicode MS" w:cs="Arial Unicode MS"/>
       <w:color w:val="000000" w:themeColor="text1"/>
     </w:rPr>
     <w:tblPr>
@@ -11637,6 +14372,7 @@
       <w:spacing w:after="0" w:line="240" w:lineRule="auto"/>
     </w:pPr>
     <w:rPr>
+      <w:rFonts w:ascii="Arial Unicode MS" w:hAnsi="Arial Unicode MS" w:eastAsia="Arial Unicode MS" w:cs="Arial Unicode MS"/>
       <w:color w:val="000000" w:themeColor="text1"/>
     </w:rPr>
     <w:tblPr>
@@ -11717,6 +14453,7 @@
       <w:spacing w:after="0" w:line="240" w:lineRule="auto"/>
     </w:pPr>
     <w:rPr>
+      <w:rFonts w:ascii="Arial Unicode MS" w:hAnsi="Arial Unicode MS" w:eastAsia="Arial Unicode MS" w:cs="Arial Unicode MS"/>
       <w:color w:val="000000" w:themeColor="text1"/>
     </w:rPr>
     <w:tblPr>
@@ -11797,6 +14534,7 @@
       <w:spacing w:after="0" w:line="240" w:lineRule="auto"/>
     </w:pPr>
     <w:rPr>
+      <w:rFonts w:ascii="Arial Unicode MS" w:hAnsi="Arial Unicode MS" w:eastAsia="Arial Unicode MS" w:cs="Arial Unicode MS"/>
       <w:color w:val="000000" w:themeColor="text1"/>
     </w:rPr>
     <w:tblPr>
@@ -11877,6 +14615,7 @@
       <w:spacing w:after="0" w:line="240" w:lineRule="auto"/>
     </w:pPr>
     <w:rPr>
+      <w:rFonts w:ascii="Arial Unicode MS" w:hAnsi="Arial Unicode MS" w:eastAsia="Arial Unicode MS" w:cs="Arial Unicode MS"/>
       <w:color w:val="000000" w:themeColor="text1"/>
     </w:rPr>
     <w:tblPr>
@@ -11957,6 +14696,7 @@
       <w:spacing w:after="0" w:line="240" w:lineRule="auto"/>
     </w:pPr>
     <w:rPr>
+      <w:rFonts w:ascii="Arial Unicode MS" w:hAnsi="Arial Unicode MS" w:eastAsia="Arial Unicode MS" w:cs="Arial Unicode MS"/>
       <w:color w:val="000000" w:themeColor="text1"/>
     </w:rPr>
     <w:tblPr>
@@ -12037,6 +14777,7 @@
       <w:spacing w:after="0" w:line="240" w:lineRule="auto"/>
     </w:pPr>
     <w:rPr>
+      <w:rFonts w:ascii="Arial Unicode MS" w:hAnsi="Arial Unicode MS" w:eastAsia="Arial Unicode MS" w:cs="Arial Unicode MS"/>
       <w:color w:val="000000" w:themeColor="text1"/>
     </w:rPr>
     <w:tblPr>
@@ -12117,6 +14858,7 @@
       <w:spacing w:after="0" w:line="240" w:lineRule="auto"/>
     </w:pPr>
     <w:rPr>
+      <w:rFonts w:ascii="Arial Unicode MS" w:hAnsi="Arial Unicode MS" w:eastAsia="Arial Unicode MS" w:cs="Arial Unicode MS"/>
       <w:color w:val="000000" w:themeColor="text1"/>
     </w:rPr>
     <w:tblPr>
